--- a/Relatorio_T4_Views.docx
+++ b/Relatorio_T4_Views.docx
@@ -2907,6 +2907,807 @@
         <w:t>A consulta retornou 1 aeroporto: "Guarulhos - Sao Paulo Airport Marriott Heliport" (id 275301), com 9 cidades brasileiras candidatas a &lt;= 10 km. A mais próxima é Guarulhos (1 169 577 hab., 4,313 km).</w:t>
       </w:r>
     </w:p>
+    <w:tbl>
+      <w:tblPr>
+        <w:tblStyle w:val="TableGrid"/>
+        <w:tblW w:w="0" w:type="auto"/>
+        <w:tblBorders>
+          <w:top w:val="single" w:sz="4" w:space="0" w:color="000000"/>
+          <w:left w:val="single" w:sz="4" w:space="0" w:color="000000"/>
+          <w:bottom w:val="single" w:sz="4" w:space="0" w:color="000000"/>
+          <w:right w:val="single" w:sz="4" w:space="0" w:color="000000"/>
+          <w:insideH w:val="single" w:sz="4" w:space="0" w:color="000000"/>
+          <w:insideV w:val="single" w:sz="4" w:space="0" w:color="000000"/>
+        </w:tblBorders>
+      </w:tblPr>
+      <w:tblGrid>
+        <w:gridCol w:w="3800"/>
+        <w:gridCol w:w="1800"/>
+        <w:gridCol w:w="900"/>
+        <w:gridCol w:w="860"/>
+      </w:tblGrid>
+      <w:tr>
+        <w:trPr>
+          <w:tblHeader/>
+        </w:trPr>
+        <w:tc>
+          <w:tcPr>
+            <w:tcW w:w="3800" w:type="dxa"/>
+          </w:tcPr>
+          <w:p>
+            <w:pPr>
+              <w:spacing w:before="0" w:after="0"/>
+            </w:pPr>
+            <w:r>
+              <w:rPr>
+                <w:sz w:val="14"/>
+                <w:szCs w:val="14"/>
+                <w:b/>
+                <w:bCs/>
+              </w:rPr>
+              <w:t>aeroporto_nome</w:t>
+            </w:r>
+          </w:p>
+        </w:tc>
+        <w:tc>
+          <w:tcPr>
+            <w:tcW w:w="1800" w:type="dxa"/>
+          </w:tcPr>
+          <w:p>
+            <w:pPr>
+              <w:spacing w:before="0" w:after="0"/>
+            </w:pPr>
+            <w:r>
+              <w:rPr>
+                <w:sz w:val="14"/>
+                <w:szCs w:val="14"/>
+                <w:b/>
+                <w:bCs/>
+              </w:rPr>
+              <w:t>cidade_nome</w:t>
+            </w:r>
+          </w:p>
+        </w:tc>
+        <w:tc>
+          <w:tcPr>
+            <w:tcW w:w="900" w:type="dxa"/>
+          </w:tcPr>
+          <w:p>
+            <w:pPr>
+              <w:spacing w:before="0" w:after="0"/>
+            </w:pPr>
+            <w:r>
+              <w:rPr>
+                <w:sz w:val="14"/>
+                <w:szCs w:val="14"/>
+                <w:b/>
+                <w:bCs/>
+              </w:rPr>
+              <w:t>populacao</w:t>
+            </w:r>
+          </w:p>
+        </w:tc>
+        <w:tc>
+          <w:tcPr>
+            <w:tcW w:w="860" w:type="dxa"/>
+          </w:tcPr>
+          <w:p>
+            <w:pPr>
+              <w:spacing w:before="0" w:after="0"/>
+            </w:pPr>
+            <w:r>
+              <w:rPr>
+                <w:sz w:val="14"/>
+                <w:szCs w:val="14"/>
+                <w:b/>
+                <w:bCs/>
+              </w:rPr>
+              <w:t>distancia_km</w:t>
+            </w:r>
+          </w:p>
+        </w:tc>
+      </w:tr>
+      <w:tr>
+        <w:tc>
+          <w:tcPr>
+            <w:tcW w:w="3800" w:type="dxa"/>
+          </w:tcPr>
+          <w:p>
+            <w:pPr>
+              <w:spacing w:before="0" w:after="0"/>
+            </w:pPr>
+            <w:r>
+              <w:rPr>
+                <w:sz w:val="16"/>
+                <w:szCs w:val="16"/>
+              </w:rPr>
+              <w:t>Guarulhos - Sao Paulo Airport Marriott Heliport</w:t>
+            </w:r>
+          </w:p>
+        </w:tc>
+        <w:tc>
+          <w:tcPr>
+            <w:tcW w:w="1800" w:type="dxa"/>
+          </w:tcPr>
+          <w:p>
+            <w:pPr>
+              <w:spacing w:before="0" w:after="0"/>
+            </w:pPr>
+            <w:r>
+              <w:rPr>
+                <w:sz w:val="16"/>
+                <w:szCs w:val="16"/>
+              </w:rPr>
+              <w:t>Guarulhos</w:t>
+            </w:r>
+          </w:p>
+        </w:tc>
+        <w:tc>
+          <w:tcPr>
+            <w:tcW w:w="900" w:type="dxa"/>
+          </w:tcPr>
+          <w:p>
+            <w:pPr>
+              <w:spacing w:before="0" w:after="0"/>
+            </w:pPr>
+            <w:r>
+              <w:rPr>
+                <w:sz w:val="16"/>
+                <w:szCs w:val="16"/>
+              </w:rPr>
+              <w:t>1169577</w:t>
+            </w:r>
+          </w:p>
+        </w:tc>
+        <w:tc>
+          <w:tcPr>
+            <w:tcW w:w="860" w:type="dxa"/>
+          </w:tcPr>
+          <w:p>
+            <w:pPr>
+              <w:spacing w:before="0" w:after="0"/>
+            </w:pPr>
+            <w:r>
+              <w:rPr>
+                <w:sz w:val="16"/>
+                <w:szCs w:val="16"/>
+              </w:rPr>
+              <w:t>4.313</w:t>
+            </w:r>
+          </w:p>
+        </w:tc>
+      </w:tr>
+      <w:tr>
+        <w:tc>
+          <w:tcPr>
+            <w:tcW w:w="3800" w:type="dxa"/>
+          </w:tcPr>
+          <w:p>
+            <w:pPr>
+              <w:spacing w:before="0" w:after="0"/>
+            </w:pPr>
+            <w:r>
+              <w:rPr>
+                <w:sz w:val="16"/>
+                <w:szCs w:val="16"/>
+              </w:rPr>
+              <w:t>Guarulhos - Sao Paulo Airport Marriott Heliport</w:t>
+            </w:r>
+          </w:p>
+        </w:tc>
+        <w:tc>
+          <w:tcPr>
+            <w:tcW w:w="1800" w:type="dxa"/>
+          </w:tcPr>
+          <w:p>
+            <w:pPr>
+              <w:spacing w:before="0" w:after="0"/>
+            </w:pPr>
+            <w:r>
+              <w:rPr>
+                <w:sz w:val="16"/>
+                <w:szCs w:val="16"/>
+              </w:rPr>
+              <w:t>Ermelino Matarazzo</w:t>
+            </w:r>
+          </w:p>
+        </w:tc>
+        <w:tc>
+          <w:tcPr>
+            <w:tcW w:w="900" w:type="dxa"/>
+          </w:tcPr>
+          <w:p>
+            <w:pPr>
+              <w:spacing w:before="0" w:after="0"/>
+            </w:pPr>
+            <w:r>
+              <w:rPr>
+                <w:sz w:val="16"/>
+                <w:szCs w:val="16"/>
+              </w:rPr>
+              <w:t>112333</w:t>
+            </w:r>
+          </w:p>
+        </w:tc>
+        <w:tc>
+          <w:tcPr>
+            <w:tcW w:w="860" w:type="dxa"/>
+          </w:tcPr>
+          <w:p>
+            <w:pPr>
+              <w:spacing w:before="0" w:after="0"/>
+            </w:pPr>
+            <w:r>
+              <w:rPr>
+                <w:sz w:val="16"/>
+                <w:szCs w:val="16"/>
+              </w:rPr>
+              <w:t>4.710</w:t>
+            </w:r>
+          </w:p>
+        </w:tc>
+      </w:tr>
+      <w:tr>
+        <w:tc>
+          <w:tcPr>
+            <w:tcW w:w="3800" w:type="dxa"/>
+          </w:tcPr>
+          <w:p>
+            <w:pPr>
+              <w:spacing w:before="0" w:after="0"/>
+            </w:pPr>
+            <w:r>
+              <w:rPr>
+                <w:sz w:val="16"/>
+                <w:szCs w:val="16"/>
+              </w:rPr>
+              <w:t>Guarulhos - Sao Paulo Airport Marriott Heliport</w:t>
+            </w:r>
+          </w:p>
+        </w:tc>
+        <w:tc>
+          <w:tcPr>
+            <w:tcW w:w="1800" w:type="dxa"/>
+          </w:tcPr>
+          <w:p>
+            <w:pPr>
+              <w:spacing w:before="0" w:after="0"/>
+            </w:pPr>
+            <w:r>
+              <w:rPr>
+                <w:sz w:val="16"/>
+                <w:szCs w:val="16"/>
+              </w:rPr>
+              <w:t>Cangaiba</w:t>
+            </w:r>
+          </w:p>
+        </w:tc>
+        <w:tc>
+          <w:tcPr>
+            <w:tcW w:w="900" w:type="dxa"/>
+          </w:tcPr>
+          <w:p>
+            <w:pPr>
+              <w:spacing w:before="0" w:after="0"/>
+            </w:pPr>
+            <w:r>
+              <w:rPr>
+                <w:sz w:val="16"/>
+                <w:szCs w:val="16"/>
+              </w:rPr>
+              <w:t>141172</w:t>
+            </w:r>
+          </w:p>
+        </w:tc>
+        <w:tc>
+          <w:tcPr>
+            <w:tcW w:w="860" w:type="dxa"/>
+          </w:tcPr>
+          <w:p>
+            <w:pPr>
+              <w:spacing w:before="0" w:after="0"/>
+            </w:pPr>
+            <w:r>
+              <w:rPr>
+                <w:sz w:val="16"/>
+                <w:szCs w:val="16"/>
+              </w:rPr>
+              <w:t>5.443</w:t>
+            </w:r>
+          </w:p>
+        </w:tc>
+      </w:tr>
+      <w:tr>
+        <w:tc>
+          <w:tcPr>
+            <w:tcW w:w="3800" w:type="dxa"/>
+          </w:tcPr>
+          <w:p>
+            <w:pPr>
+              <w:spacing w:before="0" w:after="0"/>
+            </w:pPr>
+            <w:r>
+              <w:rPr>
+                <w:sz w:val="16"/>
+                <w:szCs w:val="16"/>
+              </w:rPr>
+              <w:t>Guarulhos - Sao Paulo Airport Marriott Heliport</w:t>
+            </w:r>
+          </w:p>
+        </w:tc>
+        <w:tc>
+          <w:tcPr>
+            <w:tcW w:w="1800" w:type="dxa"/>
+          </w:tcPr>
+          <w:p>
+            <w:pPr>
+              <w:spacing w:before="0" w:after="0"/>
+            </w:pPr>
+            <w:r>
+              <w:rPr>
+                <w:sz w:val="16"/>
+                <w:szCs w:val="16"/>
+              </w:rPr>
+              <w:t>Vila Jacui</w:t>
+            </w:r>
+          </w:p>
+        </w:tc>
+        <w:tc>
+          <w:tcPr>
+            <w:tcW w:w="900" w:type="dxa"/>
+          </w:tcPr>
+          <w:p>
+            <w:pPr>
+              <w:spacing w:before="0" w:after="0"/>
+            </w:pPr>
+            <w:r>
+              <w:rPr>
+                <w:sz w:val="16"/>
+                <w:szCs w:val="16"/>
+              </w:rPr>
+              <w:t>134189</w:t>
+            </w:r>
+          </w:p>
+        </w:tc>
+        <w:tc>
+          <w:tcPr>
+            <w:tcW w:w="860" w:type="dxa"/>
+          </w:tcPr>
+          <w:p>
+            <w:pPr>
+              <w:spacing w:before="0" w:after="0"/>
+            </w:pPr>
+            <w:r>
+              <w:rPr>
+                <w:sz w:val="16"/>
+                <w:szCs w:val="16"/>
+              </w:rPr>
+              <w:t>6.065</w:t>
+            </w:r>
+          </w:p>
+        </w:tc>
+      </w:tr>
+      <w:tr>
+        <w:tc>
+          <w:tcPr>
+            <w:tcW w:w="3800" w:type="dxa"/>
+          </w:tcPr>
+          <w:p>
+            <w:pPr>
+              <w:spacing w:before="0" w:after="0"/>
+            </w:pPr>
+            <w:r>
+              <w:rPr>
+                <w:sz w:val="16"/>
+                <w:szCs w:val="16"/>
+              </w:rPr>
+              <w:t>Guarulhos - Sao Paulo Airport Marriott Heliport</w:t>
+            </w:r>
+          </w:p>
+        </w:tc>
+        <w:tc>
+          <w:tcPr>
+            <w:tcW w:w="1800" w:type="dxa"/>
+          </w:tcPr>
+          <w:p>
+            <w:pPr>
+              <w:spacing w:before="0" w:after="0"/>
+            </w:pPr>
+            <w:r>
+              <w:rPr>
+                <w:sz w:val="16"/>
+                <w:szCs w:val="16"/>
+              </w:rPr>
+              <w:t>Jardim Helena</w:t>
+            </w:r>
+          </w:p>
+        </w:tc>
+        <w:tc>
+          <w:tcPr>
+            <w:tcW w:w="900" w:type="dxa"/>
+          </w:tcPr>
+          <w:p>
+            <w:pPr>
+              <w:spacing w:before="0" w:after="0"/>
+            </w:pPr>
+            <w:r>
+              <w:rPr>
+                <w:sz w:val="16"/>
+                <w:szCs w:val="16"/>
+              </w:rPr>
+              <w:t>129409</w:t>
+            </w:r>
+          </w:p>
+        </w:tc>
+        <w:tc>
+          <w:tcPr>
+            <w:tcW w:w="860" w:type="dxa"/>
+          </w:tcPr>
+          <w:p>
+            <w:pPr>
+              <w:spacing w:before="0" w:after="0"/>
+            </w:pPr>
+            <w:r>
+              <w:rPr>
+                <w:sz w:val="16"/>
+                <w:szCs w:val="16"/>
+              </w:rPr>
+              <w:t>8.619</w:t>
+            </w:r>
+          </w:p>
+        </w:tc>
+      </w:tr>
+      <w:tr>
+        <w:tc>
+          <w:tcPr>
+            <w:tcW w:w="3800" w:type="dxa"/>
+          </w:tcPr>
+          <w:p>
+            <w:pPr>
+              <w:spacing w:before="0" w:after="0"/>
+            </w:pPr>
+            <w:r>
+              <w:rPr>
+                <w:sz w:val="16"/>
+                <w:szCs w:val="16"/>
+              </w:rPr>
+              <w:t>Guarulhos - Sao Paulo Airport Marriott Heliport</w:t>
+            </w:r>
+          </w:p>
+        </w:tc>
+        <w:tc>
+          <w:tcPr>
+            <w:tcW w:w="1800" w:type="dxa"/>
+          </w:tcPr>
+          <w:p>
+            <w:pPr>
+              <w:spacing w:before="0" w:after="0"/>
+            </w:pPr>
+            <w:r>
+              <w:rPr>
+                <w:sz w:val="16"/>
+                <w:szCs w:val="16"/>
+              </w:rPr>
+              <w:t>Artur Alvim</w:t>
+            </w:r>
+          </w:p>
+        </w:tc>
+        <w:tc>
+          <w:tcPr>
+            <w:tcW w:w="900" w:type="dxa"/>
+          </w:tcPr>
+          <w:p>
+            <w:pPr>
+              <w:spacing w:before="0" w:after="0"/>
+            </w:pPr>
+            <w:r>
+              <w:rPr>
+                <w:sz w:val="16"/>
+                <w:szCs w:val="16"/>
+              </w:rPr>
+              <w:t>104864</w:t>
+            </w:r>
+          </w:p>
+        </w:tc>
+        <w:tc>
+          <w:tcPr>
+            <w:tcW w:w="860" w:type="dxa"/>
+          </w:tcPr>
+          <w:p>
+            <w:pPr>
+              <w:spacing w:before="0" w:after="0"/>
+            </w:pPr>
+            <w:r>
+              <w:rPr>
+                <w:sz w:val="16"/>
+                <w:szCs w:val="16"/>
+              </w:rPr>
+              <w:t>9.418</w:t>
+            </w:r>
+          </w:p>
+        </w:tc>
+      </w:tr>
+      <w:tr>
+        <w:tc>
+          <w:tcPr>
+            <w:tcW w:w="3800" w:type="dxa"/>
+          </w:tcPr>
+          <w:p>
+            <w:pPr>
+              <w:spacing w:before="0" w:after="0"/>
+            </w:pPr>
+            <w:r>
+              <w:rPr>
+                <w:sz w:val="16"/>
+                <w:szCs w:val="16"/>
+              </w:rPr>
+              <w:t>Guarulhos - Sao Paulo Airport Marriott Heliport</w:t>
+            </w:r>
+          </w:p>
+        </w:tc>
+        <w:tc>
+          <w:tcPr>
+            <w:tcW w:w="1800" w:type="dxa"/>
+          </w:tcPr>
+          <w:p>
+            <w:pPr>
+              <w:spacing w:before="0" w:after="0"/>
+            </w:pPr>
+            <w:r>
+              <w:rPr>
+                <w:sz w:val="16"/>
+                <w:szCs w:val="16"/>
+              </w:rPr>
+              <w:t>Vila Medeiros</w:t>
+            </w:r>
+          </w:p>
+        </w:tc>
+        <w:tc>
+          <w:tcPr>
+            <w:tcW w:w="900" w:type="dxa"/>
+          </w:tcPr>
+          <w:p>
+            <w:pPr>
+              <w:spacing w:before="0" w:after="0"/>
+            </w:pPr>
+            <w:r>
+              <w:rPr>
+                <w:sz w:val="16"/>
+                <w:szCs w:val="16"/>
+              </w:rPr>
+              <w:t>114839</w:t>
+            </w:r>
+          </w:p>
+        </w:tc>
+        <w:tc>
+          <w:tcPr>
+            <w:tcW w:w="860" w:type="dxa"/>
+          </w:tcPr>
+          <w:p>
+            <w:pPr>
+              <w:spacing w:before="0" w:after="0"/>
+            </w:pPr>
+            <w:r>
+              <w:rPr>
+                <w:sz w:val="16"/>
+                <w:szCs w:val="16"/>
+              </w:rPr>
+              <w:t>9.502</w:t>
+            </w:r>
+          </w:p>
+        </w:tc>
+      </w:tr>
+      <w:tr>
+        <w:tc>
+          <w:tcPr>
+            <w:tcW w:w="3800" w:type="dxa"/>
+          </w:tcPr>
+          <w:p>
+            <w:pPr>
+              <w:spacing w:before="0" w:after="0"/>
+            </w:pPr>
+            <w:r>
+              <w:rPr>
+                <w:sz w:val="16"/>
+                <w:szCs w:val="16"/>
+              </w:rPr>
+              <w:t>Guarulhos - Sao Paulo Airport Marriott Heliport</w:t>
+            </w:r>
+          </w:p>
+        </w:tc>
+        <w:tc>
+          <w:tcPr>
+            <w:tcW w:w="1800" w:type="dxa"/>
+          </w:tcPr>
+          <w:p>
+            <w:pPr>
+              <w:spacing w:before="0" w:after="0"/>
+            </w:pPr>
+            <w:r>
+              <w:rPr>
+                <w:sz w:val="16"/>
+                <w:szCs w:val="16"/>
+              </w:rPr>
+              <w:t>Vila Matilde</w:t>
+            </w:r>
+          </w:p>
+        </w:tc>
+        <w:tc>
+          <w:tcPr>
+            <w:tcW w:w="900" w:type="dxa"/>
+          </w:tcPr>
+          <w:p>
+            <w:pPr>
+              <w:spacing w:before="0" w:after="0"/>
+            </w:pPr>
+            <w:r>
+              <w:rPr>
+                <w:sz w:val="16"/>
+                <w:szCs w:val="16"/>
+              </w:rPr>
+              <w:t>103558</w:t>
+            </w:r>
+          </w:p>
+        </w:tc>
+        <w:tc>
+          <w:tcPr>
+            <w:tcW w:w="860" w:type="dxa"/>
+          </w:tcPr>
+          <w:p>
+            <w:pPr>
+              <w:spacing w:before="0" w:after="0"/>
+            </w:pPr>
+            <w:r>
+              <w:rPr>
+                <w:sz w:val="16"/>
+                <w:szCs w:val="16"/>
+              </w:rPr>
+              <w:t>9.683</w:t>
+            </w:r>
+          </w:p>
+        </w:tc>
+      </w:tr>
+      <w:tr>
+        <w:tc>
+          <w:tcPr>
+            <w:tcW w:w="3800" w:type="dxa"/>
+          </w:tcPr>
+          <w:p>
+            <w:pPr>
+              <w:spacing w:before="0" w:after="0"/>
+            </w:pPr>
+            <w:r>
+              <w:rPr>
+                <w:sz w:val="16"/>
+                <w:szCs w:val="16"/>
+              </w:rPr>
+              <w:t>Guarulhos - Sao Paulo Airport Marriott Heliport</w:t>
+            </w:r>
+          </w:p>
+        </w:tc>
+        <w:tc>
+          <w:tcPr>
+            <w:tcW w:w="1800" w:type="dxa"/>
+          </w:tcPr>
+          <w:p>
+            <w:pPr>
+              <w:spacing w:before="0" w:after="0"/>
+            </w:pPr>
+            <w:r>
+              <w:rPr>
+                <w:sz w:val="16"/>
+                <w:szCs w:val="16"/>
+              </w:rPr>
+              <w:t>Itaquera</w:t>
+            </w:r>
+          </w:p>
+        </w:tc>
+        <w:tc>
+          <w:tcPr>
+            <w:tcW w:w="900" w:type="dxa"/>
+          </w:tcPr>
+          <w:p>
+            <w:pPr>
+              <w:spacing w:before="0" w:after="0"/>
+            </w:pPr>
+            <w:r>
+              <w:rPr>
+                <w:sz w:val="16"/>
+                <w:szCs w:val="16"/>
+              </w:rPr>
+              <w:t>210960</w:t>
+            </w:r>
+          </w:p>
+        </w:tc>
+        <w:tc>
+          <w:tcPr>
+            <w:tcW w:w="860" w:type="dxa"/>
+          </w:tcPr>
+          <w:p>
+            <w:pPr>
+              <w:spacing w:before="0" w:after="0"/>
+            </w:pPr>
+            <w:r>
+              <w:rPr>
+                <w:sz w:val="16"/>
+                <w:szCs w:val="16"/>
+              </w:rPr>
+              <w:t>9.779</w:t>
+            </w:r>
+          </w:p>
+        </w:tc>
+      </w:tr>
+      <w:tr>
+        <w:tc>
+          <w:tcPr>
+            <w:tcW w:w="3800" w:type="dxa"/>
+          </w:tcPr>
+          <w:p>
+            <w:pPr>
+              <w:spacing w:before="0" w:after="0"/>
+            </w:pPr>
+            <w:r>
+              <w:rPr>
+                <w:sz w:val="16"/>
+                <w:szCs w:val="16"/>
+              </w:rPr>
+              <w:t>Guarulhos - Sao Paulo Airport Marriott Heliport</w:t>
+            </w:r>
+          </w:p>
+        </w:tc>
+        <w:tc>
+          <w:tcPr>
+            <w:tcW w:w="1800" w:type="dxa"/>
+          </w:tcPr>
+          <w:p>
+            <w:pPr>
+              <w:spacing w:before="0" w:after="0"/>
+            </w:pPr>
+            <w:r>
+              <w:rPr>
+                <w:sz w:val="16"/>
+                <w:szCs w:val="16"/>
+              </w:rPr>
+              <w:t>Vila Curuca</w:t>
+            </w:r>
+          </w:p>
+        </w:tc>
+        <w:tc>
+          <w:tcPr>
+            <w:tcW w:w="900" w:type="dxa"/>
+          </w:tcPr>
+          <w:p>
+            <w:pPr>
+              <w:spacing w:before="0" w:after="0"/>
+            </w:pPr>
+            <w:r>
+              <w:rPr>
+                <w:sz w:val="16"/>
+                <w:szCs w:val="16"/>
+              </w:rPr>
+              <w:t>140673</w:t>
+            </w:r>
+          </w:p>
+        </w:tc>
+        <w:tc>
+          <w:tcPr>
+            <w:tcW w:w="860" w:type="dxa"/>
+          </w:tcPr>
+          <w:p>
+            <w:pPr>
+              <w:spacing w:before="0" w:after="0"/>
+            </w:pPr>
+            <w:r>
+              <w:rPr>
+                <w:sz w:val="16"/>
+                <w:szCs w:val="16"/>
+              </w:rPr>
+              <w:t>9.846</w:t>
+            </w:r>
+          </w:p>
+        </w:tc>
+      </w:tr>
+    </w:tbl>
     <w:p>
       <w:pPr>
         <w:pStyle w:val="Heading1"/>
@@ -3177,6 +3978,1377 @@
         <w:t xml:space="preserve">Circuitos sem cidade vinculada (city_id NULL) aparecem com os campos cidade_nome, pais_nome e continente_nome preenchidos como NULL, demonstrando que o LEFT JOIN foi aplicado corretamente.</w:t>
       </w:r>
     </w:p>
+    <w:tbl>
+      <w:tblPr>
+        <w:tblStyle w:val="TableGrid"/>
+        <w:tblW w:w="0" w:type="auto"/>
+        <w:tblBorders>
+          <w:top w:val="single" w:sz="4" w:space="0" w:color="000000"/>
+          <w:left w:val="single" w:sz="4" w:space="0" w:color="000000"/>
+          <w:bottom w:val="single" w:sz="4" w:space="0" w:color="000000"/>
+          <w:right w:val="single" w:sz="4" w:space="0" w:color="000000"/>
+          <w:insideH w:val="single" w:sz="4" w:space="0" w:color="000000"/>
+          <w:insideV w:val="single" w:sz="4" w:space="0" w:color="000000"/>
+        </w:tblBorders>
+      </w:tblPr>
+      <w:tblGrid>
+        <w:gridCol w:w="2400"/>
+        <w:gridCol w:w="700"/>
+        <w:gridCol w:w="800"/>
+        <w:gridCol w:w="1200"/>
+        <w:gridCol w:w="1300"/>
+        <w:gridCol w:w="560"/>
+        <w:gridCol w:w="1400"/>
+      </w:tblGrid>
+      <w:tr>
+        <w:trPr>
+          <w:tblHeader/>
+        </w:trPr>
+        <w:tc>
+          <w:tcPr>
+            <w:tcW w:w="2400" w:type="dxa"/>
+          </w:tcPr>
+          <w:p>
+            <w:pPr>
+              <w:spacing w:before="0" w:after="0"/>
+            </w:pPr>
+            <w:r>
+              <w:rPr>
+                <w:sz w:val="14"/>
+                <w:szCs w:val="14"/>
+                <w:b/>
+                <w:bCs/>
+              </w:rPr>
+              <w:t>circuito_nome</w:t>
+            </w:r>
+          </w:p>
+        </w:tc>
+        <w:tc>
+          <w:tcPr>
+            <w:tcW w:w="700" w:type="dxa"/>
+          </w:tcPr>
+          <w:p>
+            <w:pPr>
+              <w:spacing w:before="0" w:after="0"/>
+            </w:pPr>
+            <w:r>
+              <w:rPr>
+                <w:sz w:val="14"/>
+                <w:szCs w:val="14"/>
+                <w:b/>
+                <w:bCs/>
+              </w:rPr>
+              <w:t>lat</w:t>
+            </w:r>
+          </w:p>
+        </w:tc>
+        <w:tc>
+          <w:tcPr>
+            <w:tcW w:w="800" w:type="dxa"/>
+          </w:tcPr>
+          <w:p>
+            <w:pPr>
+              <w:spacing w:before="0" w:after="0"/>
+            </w:pPr>
+            <w:r>
+              <w:rPr>
+                <w:sz w:val="14"/>
+                <w:szCs w:val="14"/>
+                <w:b/>
+                <w:bCs/>
+              </w:rPr>
+              <w:t>long</w:t>
+            </w:r>
+          </w:p>
+        </w:tc>
+        <w:tc>
+          <w:tcPr>
+            <w:tcW w:w="1200" w:type="dxa"/>
+          </w:tcPr>
+          <w:p>
+            <w:pPr>
+              <w:spacing w:before="0" w:after="0"/>
+            </w:pPr>
+            <w:r>
+              <w:rPr>
+                <w:sz w:val="14"/>
+                <w:szCs w:val="14"/>
+                <w:b/>
+                <w:bCs/>
+              </w:rPr>
+              <w:t>cidade_nome</w:t>
+            </w:r>
+          </w:p>
+        </w:tc>
+        <w:tc>
+          <w:tcPr>
+            <w:tcW w:w="1300" w:type="dxa"/>
+          </w:tcPr>
+          <w:p>
+            <w:pPr>
+              <w:spacing w:before="0" w:after="0"/>
+            </w:pPr>
+            <w:r>
+              <w:rPr>
+                <w:sz w:val="14"/>
+                <w:szCs w:val="14"/>
+                <w:b/>
+                <w:bCs/>
+              </w:rPr>
+              <w:t>pais_nome</w:t>
+            </w:r>
+          </w:p>
+        </w:tc>
+        <w:tc>
+          <w:tcPr>
+            <w:tcW w:w="560" w:type="dxa"/>
+          </w:tcPr>
+          <w:p>
+            <w:pPr>
+              <w:spacing w:before="0" w:after="0"/>
+            </w:pPr>
+            <w:r>
+              <w:rPr>
+                <w:sz w:val="14"/>
+                <w:szCs w:val="14"/>
+                <w:b/>
+                <w:bCs/>
+              </w:rPr>
+              <w:t>pais_code</w:t>
+            </w:r>
+          </w:p>
+        </w:tc>
+        <w:tc>
+          <w:tcPr>
+            <w:tcW w:w="1400" w:type="dxa"/>
+          </w:tcPr>
+          <w:p>
+            <w:pPr>
+              <w:spacing w:before="0" w:after="0"/>
+            </w:pPr>
+            <w:r>
+              <w:rPr>
+                <w:sz w:val="14"/>
+                <w:szCs w:val="14"/>
+                <w:b/>
+                <w:bCs/>
+              </w:rPr>
+              <w:t>continente_nome</w:t>
+            </w:r>
+          </w:p>
+        </w:tc>
+      </w:tr>
+      <w:tr>
+        <w:tc>
+          <w:tcPr>
+            <w:tcW w:w="2400" w:type="dxa"/>
+          </w:tcPr>
+          <w:p>
+            <w:pPr>
+              <w:spacing w:before="0" w:after="0"/>
+            </w:pPr>
+            <w:r>
+              <w:rPr>
+                <w:sz w:val="16"/>
+                <w:szCs w:val="16"/>
+              </w:rPr>
+              <w:t>Adelaide Street Circuit</w:t>
+            </w:r>
+          </w:p>
+        </w:tc>
+        <w:tc>
+          <w:tcPr>
+            <w:tcW w:w="700" w:type="dxa"/>
+          </w:tcPr>
+          <w:p>
+            <w:pPr>
+              <w:spacing w:before="0" w:after="0"/>
+            </w:pPr>
+            <w:r>
+              <w:rPr>
+                <w:sz w:val="16"/>
+                <w:szCs w:val="16"/>
+              </w:rPr>
+              <w:t>-34.9272</w:t>
+            </w:r>
+          </w:p>
+        </w:tc>
+        <w:tc>
+          <w:tcPr>
+            <w:tcW w:w="800" w:type="dxa"/>
+          </w:tcPr>
+          <w:p>
+            <w:pPr>
+              <w:spacing w:before="0" w:after="0"/>
+            </w:pPr>
+            <w:r>
+              <w:rPr>
+                <w:sz w:val="16"/>
+                <w:szCs w:val="16"/>
+              </w:rPr>
+              <w:t>138.617</w:t>
+            </w:r>
+          </w:p>
+        </w:tc>
+        <w:tc>
+          <w:tcPr>
+            <w:tcW w:w="1200" w:type="dxa"/>
+          </w:tcPr>
+          <w:p>
+            <w:pPr>
+              <w:spacing w:before="0" w:after="0"/>
+            </w:pPr>
+            <w:r>
+              <w:rPr>
+                <w:sz w:val="16"/>
+                <w:szCs w:val="16"/>
+              </w:rPr>
+              <w:t>Adelaide</w:t>
+            </w:r>
+          </w:p>
+        </w:tc>
+        <w:tc>
+          <w:tcPr>
+            <w:tcW w:w="1300" w:type="dxa"/>
+          </w:tcPr>
+          <w:p>
+            <w:pPr>
+              <w:spacing w:before="0" w:after="0"/>
+            </w:pPr>
+            <w:r>
+              <w:rPr>
+                <w:sz w:val="16"/>
+                <w:szCs w:val="16"/>
+              </w:rPr>
+              <w:t>South Africa</w:t>
+            </w:r>
+          </w:p>
+        </w:tc>
+        <w:tc>
+          <w:tcPr>
+            <w:tcW w:w="560" w:type="dxa"/>
+          </w:tcPr>
+          <w:p>
+            <w:pPr>
+              <w:spacing w:before="0" w:after="0"/>
+            </w:pPr>
+            <w:r>
+              <w:rPr>
+                <w:sz w:val="16"/>
+                <w:szCs w:val="16"/>
+              </w:rPr>
+              <w:t>ZA</w:t>
+            </w:r>
+          </w:p>
+        </w:tc>
+        <w:tc>
+          <w:tcPr>
+            <w:tcW w:w="1400" w:type="dxa"/>
+          </w:tcPr>
+          <w:p>
+            <w:pPr>
+              <w:spacing w:before="0" w:after="0"/>
+            </w:pPr>
+            <w:r>
+              <w:rPr>
+                <w:sz w:val="16"/>
+                <w:szCs w:val="16"/>
+              </w:rPr>
+              <w:t>Africa</w:t>
+            </w:r>
+          </w:p>
+        </w:tc>
+      </w:tr>
+      <w:tr>
+        <w:tc>
+          <w:tcPr>
+            <w:tcW w:w="2400" w:type="dxa"/>
+          </w:tcPr>
+          <w:p>
+            <w:pPr>
+              <w:spacing w:before="0" w:after="0"/>
+            </w:pPr>
+            <w:r>
+              <w:rPr>
+                <w:sz w:val="16"/>
+                <w:szCs w:val="16"/>
+              </w:rPr>
+              <w:t>Kyalami</w:t>
+            </w:r>
+          </w:p>
+        </w:tc>
+        <w:tc>
+          <w:tcPr>
+            <w:tcW w:w="700" w:type="dxa"/>
+          </w:tcPr>
+          <w:p>
+            <w:pPr>
+              <w:spacing w:before="0" w:after="0"/>
+            </w:pPr>
+            <w:r>
+              <w:rPr>
+                <w:sz w:val="16"/>
+                <w:szCs w:val="16"/>
+              </w:rPr>
+              <w:t>-25.9894</w:t>
+            </w:r>
+          </w:p>
+        </w:tc>
+        <w:tc>
+          <w:tcPr>
+            <w:tcW w:w="800" w:type="dxa"/>
+          </w:tcPr>
+          <w:p>
+            <w:pPr>
+              <w:spacing w:before="0" w:after="0"/>
+            </w:pPr>
+            <w:r>
+              <w:rPr>
+                <w:sz w:val="16"/>
+                <w:szCs w:val="16"/>
+              </w:rPr>
+              <w:t>28.0767</w:t>
+            </w:r>
+          </w:p>
+        </w:tc>
+        <w:tc>
+          <w:tcPr>
+            <w:tcW w:w="1200" w:type="dxa"/>
+          </w:tcPr>
+          <w:p>
+            <w:pPr>
+              <w:spacing w:before="0" w:after="0"/>
+            </w:pPr>
+            <w:r>
+              <w:rPr>
+                <w:sz w:val="16"/>
+                <w:szCs w:val="16"/>
+              </w:rPr>
+              <w:t>Midrand</w:t>
+            </w:r>
+          </w:p>
+        </w:tc>
+        <w:tc>
+          <w:tcPr>
+            <w:tcW w:w="1300" w:type="dxa"/>
+          </w:tcPr>
+          <w:p>
+            <w:pPr>
+              <w:spacing w:before="0" w:after="0"/>
+            </w:pPr>
+            <w:r>
+              <w:rPr>
+                <w:sz w:val="16"/>
+                <w:szCs w:val="16"/>
+              </w:rPr>
+              <w:t>South Africa</w:t>
+            </w:r>
+          </w:p>
+        </w:tc>
+        <w:tc>
+          <w:tcPr>
+            <w:tcW w:w="560" w:type="dxa"/>
+          </w:tcPr>
+          <w:p>
+            <w:pPr>
+              <w:spacing w:before="0" w:after="0"/>
+            </w:pPr>
+            <w:r>
+              <w:rPr>
+                <w:sz w:val="16"/>
+                <w:szCs w:val="16"/>
+              </w:rPr>
+              <w:t>ZA</w:t>
+            </w:r>
+          </w:p>
+        </w:tc>
+        <w:tc>
+          <w:tcPr>
+            <w:tcW w:w="1400" w:type="dxa"/>
+          </w:tcPr>
+          <w:p>
+            <w:pPr>
+              <w:spacing w:before="0" w:after="0"/>
+            </w:pPr>
+            <w:r>
+              <w:rPr>
+                <w:sz w:val="16"/>
+                <w:szCs w:val="16"/>
+              </w:rPr>
+              <w:t>Africa</w:t>
+            </w:r>
+          </w:p>
+        </w:tc>
+      </w:tr>
+      <w:tr>
+        <w:tc>
+          <w:tcPr>
+            <w:tcW w:w="2400" w:type="dxa"/>
+          </w:tcPr>
+          <w:p>
+            <w:pPr>
+              <w:spacing w:before="0" w:after="0"/>
+            </w:pPr>
+            <w:r>
+              <w:rPr>
+                <w:sz w:val="16"/>
+                <w:szCs w:val="16"/>
+              </w:rPr>
+              <w:t>Prince George Circuit</w:t>
+            </w:r>
+          </w:p>
+        </w:tc>
+        <w:tc>
+          <w:tcPr>
+            <w:tcW w:w="700" w:type="dxa"/>
+          </w:tcPr>
+          <w:p>
+            <w:pPr>
+              <w:spacing w:before="0" w:after="0"/>
+            </w:pPr>
+            <w:r>
+              <w:rPr>
+                <w:sz w:val="16"/>
+                <w:szCs w:val="16"/>
+              </w:rPr>
+              <w:t>-33.0486</w:t>
+            </w:r>
+          </w:p>
+        </w:tc>
+        <w:tc>
+          <w:tcPr>
+            <w:tcW w:w="800" w:type="dxa"/>
+          </w:tcPr>
+          <w:p>
+            <w:pPr>
+              <w:spacing w:before="0" w:after="0"/>
+            </w:pPr>
+            <w:r>
+              <w:rPr>
+                <w:sz w:val="16"/>
+                <w:szCs w:val="16"/>
+              </w:rPr>
+              <w:t>27.8736</w:t>
+            </w:r>
+          </w:p>
+        </w:tc>
+        <w:tc>
+          <w:tcPr>
+            <w:tcW w:w="1200" w:type="dxa"/>
+          </w:tcPr>
+          <w:p>
+            <w:pPr>
+              <w:spacing w:before="0" w:after="0"/>
+            </w:pPr>
+            <w:r>
+              <w:rPr>
+                <w:sz w:val="16"/>
+                <w:szCs w:val="16"/>
+              </w:rPr>
+              <w:t>Eastern Cape Prov.</w:t>
+            </w:r>
+          </w:p>
+        </w:tc>
+        <w:tc>
+          <w:tcPr>
+            <w:tcW w:w="1300" w:type="dxa"/>
+          </w:tcPr>
+          <w:p>
+            <w:pPr>
+              <w:spacing w:before="0" w:after="0"/>
+            </w:pPr>
+            <w:r>
+              <w:rPr>
+                <w:sz w:val="16"/>
+                <w:szCs w:val="16"/>
+              </w:rPr>
+              <w:t>South Africa</w:t>
+            </w:r>
+          </w:p>
+        </w:tc>
+        <w:tc>
+          <w:tcPr>
+            <w:tcW w:w="560" w:type="dxa"/>
+          </w:tcPr>
+          <w:p>
+            <w:pPr>
+              <w:spacing w:before="0" w:after="0"/>
+            </w:pPr>
+            <w:r>
+              <w:rPr>
+                <w:sz w:val="16"/>
+                <w:szCs w:val="16"/>
+              </w:rPr>
+              <w:t>ZA</w:t>
+            </w:r>
+          </w:p>
+        </w:tc>
+        <w:tc>
+          <w:tcPr>
+            <w:tcW w:w="1400" w:type="dxa"/>
+          </w:tcPr>
+          <w:p>
+            <w:pPr>
+              <w:spacing w:before="0" w:after="0"/>
+            </w:pPr>
+            <w:r>
+              <w:rPr>
+                <w:sz w:val="16"/>
+                <w:szCs w:val="16"/>
+              </w:rPr>
+              <w:t>Africa</w:t>
+            </w:r>
+          </w:p>
+        </w:tc>
+      </w:tr>
+      <w:tr>
+        <w:tc>
+          <w:tcPr>
+            <w:tcW w:w="2400" w:type="dxa"/>
+          </w:tcPr>
+          <w:p>
+            <w:pPr>
+              <w:spacing w:before="0" w:after="0"/>
+            </w:pPr>
+            <w:r>
+              <w:rPr>
+                <w:sz w:val="16"/>
+                <w:szCs w:val="16"/>
+              </w:rPr>
+              <w:t>Baku City Circuit</w:t>
+            </w:r>
+          </w:p>
+        </w:tc>
+        <w:tc>
+          <w:tcPr>
+            <w:tcW w:w="700" w:type="dxa"/>
+          </w:tcPr>
+          <w:p>
+            <w:pPr>
+              <w:spacing w:before="0" w:after="0"/>
+            </w:pPr>
+            <w:r>
+              <w:rPr>
+                <w:sz w:val="16"/>
+                <w:szCs w:val="16"/>
+              </w:rPr>
+              <w:t>40.3725</w:t>
+            </w:r>
+          </w:p>
+        </w:tc>
+        <w:tc>
+          <w:tcPr>
+            <w:tcW w:w="800" w:type="dxa"/>
+          </w:tcPr>
+          <w:p>
+            <w:pPr>
+              <w:spacing w:before="0" w:after="0"/>
+            </w:pPr>
+            <w:r>
+              <w:rPr>
+                <w:sz w:val="16"/>
+                <w:szCs w:val="16"/>
+              </w:rPr>
+              <w:t>49.8533</w:t>
+            </w:r>
+          </w:p>
+        </w:tc>
+        <w:tc>
+          <w:tcPr>
+            <w:tcW w:w="1200" w:type="dxa"/>
+          </w:tcPr>
+          <w:p>
+            <w:pPr>
+              <w:spacing w:before="0" w:after="0"/>
+            </w:pPr>
+            <w:r>
+              <w:rPr>
+                <w:sz w:val="16"/>
+                <w:szCs w:val="16"/>
+              </w:rPr>
+              <w:t>Baku</w:t>
+            </w:r>
+          </w:p>
+        </w:tc>
+        <w:tc>
+          <w:tcPr>
+            <w:tcW w:w="1300" w:type="dxa"/>
+          </w:tcPr>
+          <w:p>
+            <w:pPr>
+              <w:spacing w:before="0" w:after="0"/>
+            </w:pPr>
+            <w:r>
+              <w:rPr>
+                <w:sz w:val="16"/>
+                <w:szCs w:val="16"/>
+              </w:rPr>
+              <w:t>Azerbaijan</w:t>
+            </w:r>
+          </w:p>
+        </w:tc>
+        <w:tc>
+          <w:tcPr>
+            <w:tcW w:w="560" w:type="dxa"/>
+          </w:tcPr>
+          <w:p>
+            <w:pPr>
+              <w:spacing w:before="0" w:after="0"/>
+            </w:pPr>
+            <w:r>
+              <w:rPr>
+                <w:sz w:val="16"/>
+                <w:szCs w:val="16"/>
+              </w:rPr>
+              <w:t>AZ</w:t>
+            </w:r>
+          </w:p>
+        </w:tc>
+        <w:tc>
+          <w:tcPr>
+            <w:tcW w:w="1400" w:type="dxa"/>
+          </w:tcPr>
+          <w:p>
+            <w:pPr>
+              <w:spacing w:before="0" w:after="0"/>
+            </w:pPr>
+            <w:r>
+              <w:rPr>
+                <w:sz w:val="16"/>
+                <w:szCs w:val="16"/>
+              </w:rPr>
+              <w:t>Asia</w:t>
+            </w:r>
+          </w:p>
+        </w:tc>
+      </w:tr>
+      <w:tr>
+        <w:tc>
+          <w:tcPr>
+            <w:tcW w:w="2400" w:type="dxa"/>
+          </w:tcPr>
+          <w:p>
+            <w:pPr>
+              <w:spacing w:before="0" w:after="0"/>
+            </w:pPr>
+            <w:r>
+              <w:rPr>
+                <w:sz w:val="16"/>
+                <w:szCs w:val="16"/>
+              </w:rPr>
+              <w:t>Bahrain International Circuit</w:t>
+            </w:r>
+          </w:p>
+        </w:tc>
+        <w:tc>
+          <w:tcPr>
+            <w:tcW w:w="700" w:type="dxa"/>
+          </w:tcPr>
+          <w:p>
+            <w:pPr>
+              <w:spacing w:before="0" w:after="0"/>
+            </w:pPr>
+            <w:r>
+              <w:rPr>
+                <w:sz w:val="16"/>
+                <w:szCs w:val="16"/>
+              </w:rPr>
+              <w:t>26.0325</w:t>
+            </w:r>
+          </w:p>
+        </w:tc>
+        <w:tc>
+          <w:tcPr>
+            <w:tcW w:w="800" w:type="dxa"/>
+          </w:tcPr>
+          <w:p>
+            <w:pPr>
+              <w:spacing w:before="0" w:after="0"/>
+            </w:pPr>
+            <w:r>
+              <w:rPr>
+                <w:sz w:val="16"/>
+                <w:szCs w:val="16"/>
+              </w:rPr>
+              <w:t>50.5106</w:t>
+            </w:r>
+          </w:p>
+        </w:tc>
+        <w:tc>
+          <w:tcPr>
+            <w:tcW w:w="1200" w:type="dxa"/>
+          </w:tcPr>
+          <w:p>
+            <w:pPr>
+              <w:spacing w:before="0" w:after="0"/>
+            </w:pPr>
+            <w:r>
+              <w:rPr>
+                <w:sz w:val="16"/>
+                <w:szCs w:val="16"/>
+              </w:rPr>
+              <w:t>Sakhir</w:t>
+            </w:r>
+          </w:p>
+        </w:tc>
+        <w:tc>
+          <w:tcPr>
+            <w:tcW w:w="1300" w:type="dxa"/>
+          </w:tcPr>
+          <w:p>
+            <w:pPr>
+              <w:spacing w:before="0" w:after="0"/>
+            </w:pPr>
+            <w:r>
+              <w:rPr>
+                <w:sz w:val="16"/>
+                <w:szCs w:val="16"/>
+              </w:rPr>
+              <w:t>Bahrain</w:t>
+            </w:r>
+          </w:p>
+        </w:tc>
+        <w:tc>
+          <w:tcPr>
+            <w:tcW w:w="560" w:type="dxa"/>
+          </w:tcPr>
+          <w:p>
+            <w:pPr>
+              <w:spacing w:before="0" w:after="0"/>
+            </w:pPr>
+            <w:r>
+              <w:rPr>
+                <w:sz w:val="16"/>
+                <w:szCs w:val="16"/>
+              </w:rPr>
+              <w:t>BH</w:t>
+            </w:r>
+          </w:p>
+        </w:tc>
+        <w:tc>
+          <w:tcPr>
+            <w:tcW w:w="1400" w:type="dxa"/>
+          </w:tcPr>
+          <w:p>
+            <w:pPr>
+              <w:spacing w:before="0" w:after="0"/>
+            </w:pPr>
+            <w:r>
+              <w:rPr>
+                <w:sz w:val="16"/>
+                <w:szCs w:val="16"/>
+              </w:rPr>
+              <w:t>Asia</w:t>
+            </w:r>
+          </w:p>
+        </w:tc>
+      </w:tr>
+      <w:tr>
+        <w:tc>
+          <w:tcPr>
+            <w:tcW w:w="2400" w:type="dxa"/>
+          </w:tcPr>
+          <w:p>
+            <w:pPr>
+              <w:spacing w:before="0" w:after="0"/>
+            </w:pPr>
+            <w:r>
+              <w:rPr>
+                <w:sz w:val="16"/>
+                <w:szCs w:val="16"/>
+              </w:rPr>
+              <w:t>Shanghai International Circuit</w:t>
+            </w:r>
+          </w:p>
+        </w:tc>
+        <w:tc>
+          <w:tcPr>
+            <w:tcW w:w="700" w:type="dxa"/>
+          </w:tcPr>
+          <w:p>
+            <w:pPr>
+              <w:spacing w:before="0" w:after="0"/>
+            </w:pPr>
+            <w:r>
+              <w:rPr>
+                <w:sz w:val="16"/>
+                <w:szCs w:val="16"/>
+              </w:rPr>
+              <w:t>31.3389</w:t>
+            </w:r>
+          </w:p>
+        </w:tc>
+        <w:tc>
+          <w:tcPr>
+            <w:tcW w:w="800" w:type="dxa"/>
+          </w:tcPr>
+          <w:p>
+            <w:pPr>
+              <w:spacing w:before="0" w:after="0"/>
+            </w:pPr>
+            <w:r>
+              <w:rPr>
+                <w:sz w:val="16"/>
+                <w:szCs w:val="16"/>
+              </w:rPr>
+              <w:t>121.220</w:t>
+            </w:r>
+          </w:p>
+        </w:tc>
+        <w:tc>
+          <w:tcPr>
+            <w:tcW w:w="1200" w:type="dxa"/>
+          </w:tcPr>
+          <w:p>
+            <w:pPr>
+              <w:spacing w:before="0" w:after="0"/>
+            </w:pPr>
+            <w:r>
+              <w:rPr>
+                <w:sz w:val="16"/>
+                <w:szCs w:val="16"/>
+              </w:rPr>
+              <w:t>Shanghai</w:t>
+            </w:r>
+          </w:p>
+        </w:tc>
+        <w:tc>
+          <w:tcPr>
+            <w:tcW w:w="1300" w:type="dxa"/>
+          </w:tcPr>
+          <w:p>
+            <w:pPr>
+              <w:spacing w:before="0" w:after="0"/>
+            </w:pPr>
+            <w:r>
+              <w:rPr>
+                <w:sz w:val="16"/>
+                <w:szCs w:val="16"/>
+              </w:rPr>
+              <w:t>China</w:t>
+            </w:r>
+          </w:p>
+        </w:tc>
+        <w:tc>
+          <w:tcPr>
+            <w:tcW w:w="560" w:type="dxa"/>
+          </w:tcPr>
+          <w:p>
+            <w:pPr>
+              <w:spacing w:before="0" w:after="0"/>
+            </w:pPr>
+            <w:r>
+              <w:rPr>
+                <w:sz w:val="16"/>
+                <w:szCs w:val="16"/>
+              </w:rPr>
+              <w:t>CN</w:t>
+            </w:r>
+          </w:p>
+        </w:tc>
+        <w:tc>
+          <w:tcPr>
+            <w:tcW w:w="1400" w:type="dxa"/>
+          </w:tcPr>
+          <w:p>
+            <w:pPr>
+              <w:spacing w:before="0" w:after="0"/>
+            </w:pPr>
+            <w:r>
+              <w:rPr>
+                <w:sz w:val="16"/>
+                <w:szCs w:val="16"/>
+              </w:rPr>
+              <w:t>Asia</w:t>
+            </w:r>
+          </w:p>
+        </w:tc>
+      </w:tr>
+      <w:tr>
+        <w:tc>
+          <w:tcPr>
+            <w:tcW w:w="2400" w:type="dxa"/>
+          </w:tcPr>
+          <w:p>
+            <w:pPr>
+              <w:spacing w:before="0" w:after="0"/>
+            </w:pPr>
+            <w:r>
+              <w:rPr>
+                <w:sz w:val="16"/>
+                <w:szCs w:val="16"/>
+              </w:rPr>
+              <w:t>Suzuka Circuit</w:t>
+            </w:r>
+          </w:p>
+        </w:tc>
+        <w:tc>
+          <w:tcPr>
+            <w:tcW w:w="700" w:type="dxa"/>
+          </w:tcPr>
+          <w:p>
+            <w:pPr>
+              <w:spacing w:before="0" w:after="0"/>
+            </w:pPr>
+            <w:r>
+              <w:rPr>
+                <w:sz w:val="16"/>
+                <w:szCs w:val="16"/>
+              </w:rPr>
+              <w:t>34.8431</w:t>
+            </w:r>
+          </w:p>
+        </w:tc>
+        <w:tc>
+          <w:tcPr>
+            <w:tcW w:w="800" w:type="dxa"/>
+          </w:tcPr>
+          <w:p>
+            <w:pPr>
+              <w:spacing w:before="0" w:after="0"/>
+            </w:pPr>
+            <w:r>
+              <w:rPr>
+                <w:sz w:val="16"/>
+                <w:szCs w:val="16"/>
+              </w:rPr>
+              <w:t>136.541</w:t>
+            </w:r>
+          </w:p>
+        </w:tc>
+        <w:tc>
+          <w:tcPr>
+            <w:tcW w:w="1200" w:type="dxa"/>
+          </w:tcPr>
+          <w:p>
+            <w:pPr>
+              <w:spacing w:before="0" w:after="0"/>
+            </w:pPr>
+            <w:r>
+              <w:rPr>
+                <w:sz w:val="16"/>
+                <w:szCs w:val="16"/>
+              </w:rPr>
+              <w:t>Suzuka</w:t>
+            </w:r>
+          </w:p>
+        </w:tc>
+        <w:tc>
+          <w:tcPr>
+            <w:tcW w:w="1300" w:type="dxa"/>
+          </w:tcPr>
+          <w:p>
+            <w:pPr>
+              <w:spacing w:before="0" w:after="0"/>
+            </w:pPr>
+            <w:r>
+              <w:rPr>
+                <w:sz w:val="16"/>
+                <w:szCs w:val="16"/>
+              </w:rPr>
+              <w:t>Japan</w:t>
+            </w:r>
+          </w:p>
+        </w:tc>
+        <w:tc>
+          <w:tcPr>
+            <w:tcW w:w="560" w:type="dxa"/>
+          </w:tcPr>
+          <w:p>
+            <w:pPr>
+              <w:spacing w:before="0" w:after="0"/>
+            </w:pPr>
+            <w:r>
+              <w:rPr>
+                <w:sz w:val="16"/>
+                <w:szCs w:val="16"/>
+              </w:rPr>
+              <w:t>JP</w:t>
+            </w:r>
+          </w:p>
+        </w:tc>
+        <w:tc>
+          <w:tcPr>
+            <w:tcW w:w="1400" w:type="dxa"/>
+          </w:tcPr>
+          <w:p>
+            <w:pPr>
+              <w:spacing w:before="0" w:after="0"/>
+            </w:pPr>
+            <w:r>
+              <w:rPr>
+                <w:sz w:val="16"/>
+                <w:szCs w:val="16"/>
+              </w:rPr>
+              <w:t>Asia</w:t>
+            </w:r>
+          </w:p>
+        </w:tc>
+      </w:tr>
+      <w:tr>
+        <w:tc>
+          <w:tcPr>
+            <w:tcW w:w="2400" w:type="dxa"/>
+          </w:tcPr>
+          <w:p>
+            <w:pPr>
+              <w:spacing w:before="0" w:after="0"/>
+            </w:pPr>
+            <w:r>
+              <w:rPr>
+                <w:sz w:val="16"/>
+                <w:szCs w:val="16"/>
+              </w:rPr>
+              <w:t>Fuji Speedway</w:t>
+            </w:r>
+          </w:p>
+        </w:tc>
+        <w:tc>
+          <w:tcPr>
+            <w:tcW w:w="700" w:type="dxa"/>
+          </w:tcPr>
+          <w:p>
+            <w:pPr>
+              <w:spacing w:before="0" w:after="0"/>
+            </w:pPr>
+            <w:r>
+              <w:rPr>
+                <w:sz w:val="16"/>
+                <w:szCs w:val="16"/>
+              </w:rPr>
+              <w:t>35.3717</w:t>
+            </w:r>
+          </w:p>
+        </w:tc>
+        <w:tc>
+          <w:tcPr>
+            <w:tcW w:w="800" w:type="dxa"/>
+          </w:tcPr>
+          <w:p>
+            <w:pPr>
+              <w:spacing w:before="0" w:after="0"/>
+            </w:pPr>
+            <w:r>
+              <w:rPr>
+                <w:sz w:val="16"/>
+                <w:szCs w:val="16"/>
+              </w:rPr>
+              <w:t>138.927</w:t>
+            </w:r>
+          </w:p>
+        </w:tc>
+        <w:tc>
+          <w:tcPr>
+            <w:tcW w:w="1200" w:type="dxa"/>
+          </w:tcPr>
+          <w:p>
+            <w:pPr>
+              <w:spacing w:before="0" w:after="0"/>
+            </w:pPr>
+            <w:r>
+              <w:rPr>
+                <w:sz w:val="16"/>
+                <w:szCs w:val="16"/>
+              </w:rPr>
+              <w:t>Oyama</w:t>
+            </w:r>
+          </w:p>
+        </w:tc>
+        <w:tc>
+          <w:tcPr>
+            <w:tcW w:w="1300" w:type="dxa"/>
+          </w:tcPr>
+          <w:p>
+            <w:pPr>
+              <w:spacing w:before="0" w:after="0"/>
+            </w:pPr>
+            <w:r>
+              <w:rPr>
+                <w:sz w:val="16"/>
+                <w:szCs w:val="16"/>
+              </w:rPr>
+              <w:t>Japan</w:t>
+            </w:r>
+          </w:p>
+        </w:tc>
+        <w:tc>
+          <w:tcPr>
+            <w:tcW w:w="560" w:type="dxa"/>
+          </w:tcPr>
+          <w:p>
+            <w:pPr>
+              <w:spacing w:before="0" w:after="0"/>
+            </w:pPr>
+            <w:r>
+              <w:rPr>
+                <w:sz w:val="16"/>
+                <w:szCs w:val="16"/>
+              </w:rPr>
+              <w:t>JP</w:t>
+            </w:r>
+          </w:p>
+        </w:tc>
+        <w:tc>
+          <w:tcPr>
+            <w:tcW w:w="1400" w:type="dxa"/>
+          </w:tcPr>
+          <w:p>
+            <w:pPr>
+              <w:spacing w:before="0" w:after="0"/>
+            </w:pPr>
+            <w:r>
+              <w:rPr>
+                <w:sz w:val="16"/>
+                <w:szCs w:val="16"/>
+              </w:rPr>
+              <w:t>Asia</w:t>
+            </w:r>
+          </w:p>
+        </w:tc>
+      </w:tr>
+      <w:tr>
+        <w:tc>
+          <w:tcPr>
+            <w:tcW w:w="2400" w:type="dxa"/>
+          </w:tcPr>
+          <w:p>
+            <w:pPr>
+              <w:spacing w:before="0" w:after="0"/>
+            </w:pPr>
+            <w:r>
+              <w:rPr>
+                <w:sz w:val="16"/>
+                <w:szCs w:val="16"/>
+              </w:rPr>
+              <w:t>Okayama International Circuit</w:t>
+            </w:r>
+          </w:p>
+        </w:tc>
+        <w:tc>
+          <w:tcPr>
+            <w:tcW w:w="700" w:type="dxa"/>
+          </w:tcPr>
+          <w:p>
+            <w:pPr>
+              <w:spacing w:before="0" w:after="0"/>
+            </w:pPr>
+            <w:r>
+              <w:rPr>
+                <w:sz w:val="16"/>
+                <w:szCs w:val="16"/>
+              </w:rPr>
+              <w:t>34.9150</w:t>
+            </w:r>
+          </w:p>
+        </w:tc>
+        <w:tc>
+          <w:tcPr>
+            <w:tcW w:w="800" w:type="dxa"/>
+          </w:tcPr>
+          <w:p>
+            <w:pPr>
+              <w:spacing w:before="0" w:after="0"/>
+            </w:pPr>
+            <w:r>
+              <w:rPr>
+                <w:sz w:val="16"/>
+                <w:szCs w:val="16"/>
+              </w:rPr>
+              <w:t>134.221</w:t>
+            </w:r>
+          </w:p>
+        </w:tc>
+        <w:tc>
+          <w:tcPr>
+            <w:tcW w:w="1200" w:type="dxa"/>
+          </w:tcPr>
+          <w:p>
+            <w:pPr>
+              <w:spacing w:before="0" w:after="0"/>
+            </w:pPr>
+            <w:r>
+              <w:rPr>
+                <w:sz w:val="16"/>
+                <w:szCs w:val="16"/>
+              </w:rPr>
+              <w:t>Okayama</w:t>
+            </w:r>
+          </w:p>
+        </w:tc>
+        <w:tc>
+          <w:tcPr>
+            <w:tcW w:w="1300" w:type="dxa"/>
+          </w:tcPr>
+          <w:p>
+            <w:pPr>
+              <w:spacing w:before="0" w:after="0"/>
+            </w:pPr>
+            <w:r>
+              <w:rPr>
+                <w:sz w:val="16"/>
+                <w:szCs w:val="16"/>
+              </w:rPr>
+              <w:t>Japan</w:t>
+            </w:r>
+          </w:p>
+        </w:tc>
+        <w:tc>
+          <w:tcPr>
+            <w:tcW w:w="560" w:type="dxa"/>
+          </w:tcPr>
+          <w:p>
+            <w:pPr>
+              <w:spacing w:before="0" w:after="0"/>
+            </w:pPr>
+            <w:r>
+              <w:rPr>
+                <w:sz w:val="16"/>
+                <w:szCs w:val="16"/>
+              </w:rPr>
+              <w:t>JP</w:t>
+            </w:r>
+          </w:p>
+        </w:tc>
+        <w:tc>
+          <w:tcPr>
+            <w:tcW w:w="1400" w:type="dxa"/>
+          </w:tcPr>
+          <w:p>
+            <w:pPr>
+              <w:spacing w:before="0" w:after="0"/>
+            </w:pPr>
+            <w:r>
+              <w:rPr>
+                <w:sz w:val="16"/>
+                <w:szCs w:val="16"/>
+              </w:rPr>
+              <w:t>Asia</w:t>
+            </w:r>
+          </w:p>
+        </w:tc>
+      </w:tr>
+      <w:tr>
+        <w:tc>
+          <w:tcPr>
+            <w:tcW w:w="2400" w:type="dxa"/>
+          </w:tcPr>
+          <w:p>
+            <w:pPr>
+              <w:spacing w:before="0" w:after="0"/>
+            </w:pPr>
+            <w:r>
+              <w:rPr>
+                <w:sz w:val="16"/>
+                <w:szCs w:val="16"/>
+              </w:rPr>
+              <w:t>Buddh International Circuit</w:t>
+            </w:r>
+          </w:p>
+        </w:tc>
+        <w:tc>
+          <w:tcPr>
+            <w:tcW w:w="700" w:type="dxa"/>
+          </w:tcPr>
+          <w:p>
+            <w:pPr>
+              <w:spacing w:before="0" w:after="0"/>
+            </w:pPr>
+            <w:r>
+              <w:rPr>
+                <w:sz w:val="16"/>
+                <w:szCs w:val="16"/>
+              </w:rPr>
+              <w:t>28.3487</w:t>
+            </w:r>
+          </w:p>
+        </w:tc>
+        <w:tc>
+          <w:tcPr>
+            <w:tcW w:w="800" w:type="dxa"/>
+          </w:tcPr>
+          <w:p>
+            <w:pPr>
+              <w:spacing w:before="0" w:after="0"/>
+            </w:pPr>
+            <w:r>
+              <w:rPr>
+                <w:sz w:val="16"/>
+                <w:szCs w:val="16"/>
+              </w:rPr>
+              <w:t>77.5331</w:t>
+            </w:r>
+          </w:p>
+        </w:tc>
+        <w:tc>
+          <w:tcPr>
+            <w:tcW w:w="1200" w:type="dxa"/>
+          </w:tcPr>
+          <w:p>
+            <w:pPr>
+              <w:spacing w:before="0" w:after="0"/>
+            </w:pPr>
+            <w:r>
+              <w:rPr>
+                <w:sz w:val="16"/>
+                <w:szCs w:val="16"/>
+              </w:rPr>
+              <w:t>Uttar Pradesh</w:t>
+            </w:r>
+          </w:p>
+        </w:tc>
+        <w:tc>
+          <w:tcPr>
+            <w:tcW w:w="1300" w:type="dxa"/>
+          </w:tcPr>
+          <w:p>
+            <w:pPr>
+              <w:spacing w:before="0" w:after="0"/>
+            </w:pPr>
+            <w:r>
+              <w:rPr>
+                <w:sz w:val="16"/>
+                <w:szCs w:val="16"/>
+              </w:rPr>
+              <w:t>India</w:t>
+            </w:r>
+          </w:p>
+        </w:tc>
+        <w:tc>
+          <w:tcPr>
+            <w:tcW w:w="560" w:type="dxa"/>
+          </w:tcPr>
+          <w:p>
+            <w:pPr>
+              <w:spacing w:before="0" w:after="0"/>
+            </w:pPr>
+            <w:r>
+              <w:rPr>
+                <w:sz w:val="16"/>
+                <w:szCs w:val="16"/>
+              </w:rPr>
+              <w:t>IN</w:t>
+            </w:r>
+          </w:p>
+        </w:tc>
+        <w:tc>
+          <w:tcPr>
+            <w:tcW w:w="1400" w:type="dxa"/>
+          </w:tcPr>
+          <w:p>
+            <w:pPr>
+              <w:spacing w:before="0" w:after="0"/>
+            </w:pPr>
+            <w:r>
+              <w:rPr>
+                <w:sz w:val="16"/>
+                <w:szCs w:val="16"/>
+              </w:rPr>
+              <w:t>Asia</w:t>
+            </w:r>
+          </w:p>
+        </w:tc>
+      </w:tr>
+    </w:tbl>
     <w:p>
       <w:pPr>
         <w:pStyle w:val="Heading1"/>
@@ -3533,6 +5705,1377 @@
         <w:t xml:space="preserve">Para cada tupla retornada, o campo cidade_candidata e a distância em km indicam qual cidade brasileira é a mais provável candidata a ser vinculada ao aeroporto.</w:t>
       </w:r>
     </w:p>
+    <w:tbl>
+      <w:tblPr>
+        <w:tblStyle w:val="TableGrid"/>
+        <w:tblW w:w="0" w:type="auto"/>
+        <w:tblBorders>
+          <w:top w:val="single" w:sz="4" w:space="0" w:color="000000"/>
+          <w:left w:val="single" w:sz="4" w:space="0" w:color="000000"/>
+          <w:bottom w:val="single" w:sz="4" w:space="0" w:color="000000"/>
+          <w:right w:val="single" w:sz="4" w:space="0" w:color="000000"/>
+          <w:insideH w:val="single" w:sz="4" w:space="0" w:color="000000"/>
+          <w:insideV w:val="single" w:sz="4" w:space="0" w:color="000000"/>
+        </w:tblBorders>
+      </w:tblPr>
+      <w:tblGrid>
+        <w:gridCol w:w="560"/>
+        <w:gridCol w:w="2900"/>
+        <w:gridCol w:w="900"/>
+        <w:gridCol w:w="950"/>
+        <w:gridCol w:w="1400"/>
+        <w:gridCol w:w="800"/>
+        <w:gridCol w:w="850"/>
+      </w:tblGrid>
+      <w:tr>
+        <w:trPr>
+          <w:tblHeader/>
+        </w:trPr>
+        <w:tc>
+          <w:tcPr>
+            <w:tcW w:w="560" w:type="dxa"/>
+          </w:tcPr>
+          <w:p>
+            <w:pPr>
+              <w:spacing w:before="0" w:after="0"/>
+            </w:pPr>
+            <w:r>
+              <w:rPr>
+                <w:sz w:val="14"/>
+                <w:szCs w:val="14"/>
+                <w:b/>
+                <w:bCs/>
+              </w:rPr>
+              <w:t>id</w:t>
+            </w:r>
+          </w:p>
+        </w:tc>
+        <w:tc>
+          <w:tcPr>
+            <w:tcW w:w="2900" w:type="dxa"/>
+          </w:tcPr>
+          <w:p>
+            <w:pPr>
+              <w:spacing w:before="0" w:after="0"/>
+            </w:pPr>
+            <w:r>
+              <w:rPr>
+                <w:sz w:val="14"/>
+                <w:szCs w:val="14"/>
+                <w:b/>
+                <w:bCs/>
+              </w:rPr>
+              <w:t>name</w:t>
+            </w:r>
+          </w:p>
+        </w:tc>
+        <w:tc>
+          <w:tcPr>
+            <w:tcW w:w="900" w:type="dxa"/>
+          </w:tcPr>
+          <w:p>
+            <w:pPr>
+              <w:spacing w:before="0" w:after="0"/>
+            </w:pPr>
+            <w:r>
+              <w:rPr>
+                <w:sz w:val="14"/>
+                <w:szCs w:val="14"/>
+                <w:b/>
+                <w:bCs/>
+              </w:rPr>
+              <w:t>latitude_deg</w:t>
+            </w:r>
+          </w:p>
+        </w:tc>
+        <w:tc>
+          <w:tcPr>
+            <w:tcW w:w="950" w:type="dxa"/>
+          </w:tcPr>
+          <w:p>
+            <w:pPr>
+              <w:spacing w:before="0" w:after="0"/>
+            </w:pPr>
+            <w:r>
+              <w:rPr>
+                <w:sz w:val="14"/>
+                <w:szCs w:val="14"/>
+                <w:b/>
+                <w:bCs/>
+              </w:rPr>
+              <w:t>longitude_deg</w:t>
+            </w:r>
+          </w:p>
+        </w:tc>
+        <w:tc>
+          <w:tcPr>
+            <w:tcW w:w="1400" w:type="dxa"/>
+          </w:tcPr>
+          <w:p>
+            <w:pPr>
+              <w:spacing w:before="0" w:after="0"/>
+            </w:pPr>
+            <w:r>
+              <w:rPr>
+                <w:sz w:val="14"/>
+                <w:szCs w:val="14"/>
+                <w:b/>
+                <w:bCs/>
+              </w:rPr>
+              <w:t>cidade_candidata</w:t>
+            </w:r>
+          </w:p>
+        </w:tc>
+        <w:tc>
+          <w:tcPr>
+            <w:tcW w:w="800" w:type="dxa"/>
+          </w:tcPr>
+          <w:p>
+            <w:pPr>
+              <w:spacing w:before="0" w:after="0"/>
+            </w:pPr>
+            <w:r>
+              <w:rPr>
+                <w:sz w:val="14"/>
+                <w:szCs w:val="14"/>
+                <w:b/>
+                <w:bCs/>
+              </w:rPr>
+              <w:t>populacao</w:t>
+            </w:r>
+          </w:p>
+        </w:tc>
+        <w:tc>
+          <w:tcPr>
+            <w:tcW w:w="850" w:type="dxa"/>
+          </w:tcPr>
+          <w:p>
+            <w:pPr>
+              <w:spacing w:before="0" w:after="0"/>
+            </w:pPr>
+            <w:r>
+              <w:rPr>
+                <w:sz w:val="14"/>
+                <w:szCs w:val="14"/>
+                <w:b/>
+                <w:bCs/>
+              </w:rPr>
+              <w:t>distancia_km</w:t>
+            </w:r>
+          </w:p>
+        </w:tc>
+      </w:tr>
+      <w:tr>
+        <w:tc>
+          <w:tcPr>
+            <w:tcW w:w="560" w:type="dxa"/>
+          </w:tcPr>
+          <w:p>
+            <w:pPr>
+              <w:spacing w:before="0" w:after="0"/>
+            </w:pPr>
+            <w:r>
+              <w:rPr>
+                <w:sz w:val="16"/>
+                <w:szCs w:val="16"/>
+              </w:rPr>
+              <w:t>275301</w:t>
+            </w:r>
+          </w:p>
+        </w:tc>
+        <w:tc>
+          <w:tcPr>
+            <w:tcW w:w="2900" w:type="dxa"/>
+          </w:tcPr>
+          <w:p>
+            <w:pPr>
+              <w:spacing w:before="0" w:after="0"/>
+            </w:pPr>
+            <w:r>
+              <w:rPr>
+                <w:sz w:val="16"/>
+                <w:szCs w:val="16"/>
+              </w:rPr>
+              <w:t>Guarulhos - Sao Paulo Airport Marriott Heliport</w:t>
+            </w:r>
+          </w:p>
+        </w:tc>
+        <w:tc>
+          <w:tcPr>
+            <w:tcW w:w="900" w:type="dxa"/>
+          </w:tcPr>
+          <w:p>
+            <w:pPr>
+              <w:spacing w:before="0" w:after="0"/>
+            </w:pPr>
+            <w:r>
+              <w:rPr>
+                <w:sz w:val="16"/>
+                <w:szCs w:val="16"/>
+              </w:rPr>
+              <w:t>-23.4557</w:t>
+            </w:r>
+          </w:p>
+        </w:tc>
+        <w:tc>
+          <w:tcPr>
+            <w:tcW w:w="950" w:type="dxa"/>
+          </w:tcPr>
+          <w:p>
+            <w:pPr>
+              <w:spacing w:before="0" w:after="0"/>
+            </w:pPr>
+            <w:r>
+              <w:rPr>
+                <w:sz w:val="16"/>
+                <w:szCs w:val="16"/>
+              </w:rPr>
+              <w:t>-46.4918</w:t>
+            </w:r>
+          </w:p>
+        </w:tc>
+        <w:tc>
+          <w:tcPr>
+            <w:tcW w:w="1400" w:type="dxa"/>
+          </w:tcPr>
+          <w:p>
+            <w:pPr>
+              <w:spacing w:before="0" w:after="0"/>
+            </w:pPr>
+            <w:r>
+              <w:rPr>
+                <w:sz w:val="16"/>
+                <w:szCs w:val="16"/>
+              </w:rPr>
+              <w:t>Guarulhos</w:t>
+            </w:r>
+          </w:p>
+        </w:tc>
+        <w:tc>
+          <w:tcPr>
+            <w:tcW w:w="800" w:type="dxa"/>
+          </w:tcPr>
+          <w:p>
+            <w:pPr>
+              <w:spacing w:before="0" w:after="0"/>
+            </w:pPr>
+            <w:r>
+              <w:rPr>
+                <w:sz w:val="16"/>
+                <w:szCs w:val="16"/>
+              </w:rPr>
+              <w:t>1169577</w:t>
+            </w:r>
+          </w:p>
+        </w:tc>
+        <w:tc>
+          <w:tcPr>
+            <w:tcW w:w="850" w:type="dxa"/>
+          </w:tcPr>
+          <w:p>
+            <w:pPr>
+              <w:spacing w:before="0" w:after="0"/>
+            </w:pPr>
+            <w:r>
+              <w:rPr>
+                <w:sz w:val="16"/>
+                <w:szCs w:val="16"/>
+              </w:rPr>
+              <w:t>4.313</w:t>
+            </w:r>
+          </w:p>
+        </w:tc>
+      </w:tr>
+      <w:tr>
+        <w:tc>
+          <w:tcPr>
+            <w:tcW w:w="560" w:type="dxa"/>
+          </w:tcPr>
+          <w:p>
+            <w:pPr>
+              <w:spacing w:before="0" w:after="0"/>
+            </w:pPr>
+            <w:r>
+              <w:rPr>
+                <w:sz w:val="16"/>
+                <w:szCs w:val="16"/>
+              </w:rPr>
+              <w:t>275301</w:t>
+            </w:r>
+          </w:p>
+        </w:tc>
+        <w:tc>
+          <w:tcPr>
+            <w:tcW w:w="2900" w:type="dxa"/>
+          </w:tcPr>
+          <w:p>
+            <w:pPr>
+              <w:spacing w:before="0" w:after="0"/>
+            </w:pPr>
+            <w:r>
+              <w:rPr>
+                <w:sz w:val="16"/>
+                <w:szCs w:val="16"/>
+              </w:rPr>
+              <w:t>Guarulhos - Sao Paulo Airport Marriott Heliport</w:t>
+            </w:r>
+          </w:p>
+        </w:tc>
+        <w:tc>
+          <w:tcPr>
+            <w:tcW w:w="900" w:type="dxa"/>
+          </w:tcPr>
+          <w:p>
+            <w:pPr>
+              <w:spacing w:before="0" w:after="0"/>
+            </w:pPr>
+            <w:r>
+              <w:rPr>
+                <w:sz w:val="16"/>
+                <w:szCs w:val="16"/>
+              </w:rPr>
+              <w:t>-23.4557</w:t>
+            </w:r>
+          </w:p>
+        </w:tc>
+        <w:tc>
+          <w:tcPr>
+            <w:tcW w:w="950" w:type="dxa"/>
+          </w:tcPr>
+          <w:p>
+            <w:pPr>
+              <w:spacing w:before="0" w:after="0"/>
+            </w:pPr>
+            <w:r>
+              <w:rPr>
+                <w:sz w:val="16"/>
+                <w:szCs w:val="16"/>
+              </w:rPr>
+              <w:t>-46.4918</w:t>
+            </w:r>
+          </w:p>
+        </w:tc>
+        <w:tc>
+          <w:tcPr>
+            <w:tcW w:w="1400" w:type="dxa"/>
+          </w:tcPr>
+          <w:p>
+            <w:pPr>
+              <w:spacing w:before="0" w:after="0"/>
+            </w:pPr>
+            <w:r>
+              <w:rPr>
+                <w:sz w:val="16"/>
+                <w:szCs w:val="16"/>
+              </w:rPr>
+              <w:t>Ermelino Matarazzo</w:t>
+            </w:r>
+          </w:p>
+        </w:tc>
+        <w:tc>
+          <w:tcPr>
+            <w:tcW w:w="800" w:type="dxa"/>
+          </w:tcPr>
+          <w:p>
+            <w:pPr>
+              <w:spacing w:before="0" w:after="0"/>
+            </w:pPr>
+            <w:r>
+              <w:rPr>
+                <w:sz w:val="16"/>
+                <w:szCs w:val="16"/>
+              </w:rPr>
+              <w:t>112333</w:t>
+            </w:r>
+          </w:p>
+        </w:tc>
+        <w:tc>
+          <w:tcPr>
+            <w:tcW w:w="850" w:type="dxa"/>
+          </w:tcPr>
+          <w:p>
+            <w:pPr>
+              <w:spacing w:before="0" w:after="0"/>
+            </w:pPr>
+            <w:r>
+              <w:rPr>
+                <w:sz w:val="16"/>
+                <w:szCs w:val="16"/>
+              </w:rPr>
+              <w:t>4.710</w:t>
+            </w:r>
+          </w:p>
+        </w:tc>
+      </w:tr>
+      <w:tr>
+        <w:tc>
+          <w:tcPr>
+            <w:tcW w:w="560" w:type="dxa"/>
+          </w:tcPr>
+          <w:p>
+            <w:pPr>
+              <w:spacing w:before="0" w:after="0"/>
+            </w:pPr>
+            <w:r>
+              <w:rPr>
+                <w:sz w:val="16"/>
+                <w:szCs w:val="16"/>
+              </w:rPr>
+              <w:t>275301</w:t>
+            </w:r>
+          </w:p>
+        </w:tc>
+        <w:tc>
+          <w:tcPr>
+            <w:tcW w:w="2900" w:type="dxa"/>
+          </w:tcPr>
+          <w:p>
+            <w:pPr>
+              <w:spacing w:before="0" w:after="0"/>
+            </w:pPr>
+            <w:r>
+              <w:rPr>
+                <w:sz w:val="16"/>
+                <w:szCs w:val="16"/>
+              </w:rPr>
+              <w:t>Guarulhos - Sao Paulo Airport Marriott Heliport</w:t>
+            </w:r>
+          </w:p>
+        </w:tc>
+        <w:tc>
+          <w:tcPr>
+            <w:tcW w:w="900" w:type="dxa"/>
+          </w:tcPr>
+          <w:p>
+            <w:pPr>
+              <w:spacing w:before="0" w:after="0"/>
+            </w:pPr>
+            <w:r>
+              <w:rPr>
+                <w:sz w:val="16"/>
+                <w:szCs w:val="16"/>
+              </w:rPr>
+              <w:t>-23.4557</w:t>
+            </w:r>
+          </w:p>
+        </w:tc>
+        <w:tc>
+          <w:tcPr>
+            <w:tcW w:w="950" w:type="dxa"/>
+          </w:tcPr>
+          <w:p>
+            <w:pPr>
+              <w:spacing w:before="0" w:after="0"/>
+            </w:pPr>
+            <w:r>
+              <w:rPr>
+                <w:sz w:val="16"/>
+                <w:szCs w:val="16"/>
+              </w:rPr>
+              <w:t>-46.4918</w:t>
+            </w:r>
+          </w:p>
+        </w:tc>
+        <w:tc>
+          <w:tcPr>
+            <w:tcW w:w="1400" w:type="dxa"/>
+          </w:tcPr>
+          <w:p>
+            <w:pPr>
+              <w:spacing w:before="0" w:after="0"/>
+            </w:pPr>
+            <w:r>
+              <w:rPr>
+                <w:sz w:val="16"/>
+                <w:szCs w:val="16"/>
+              </w:rPr>
+              <w:t>Cangaiba</w:t>
+            </w:r>
+          </w:p>
+        </w:tc>
+        <w:tc>
+          <w:tcPr>
+            <w:tcW w:w="800" w:type="dxa"/>
+          </w:tcPr>
+          <w:p>
+            <w:pPr>
+              <w:spacing w:before="0" w:after="0"/>
+            </w:pPr>
+            <w:r>
+              <w:rPr>
+                <w:sz w:val="16"/>
+                <w:szCs w:val="16"/>
+              </w:rPr>
+              <w:t>141172</w:t>
+            </w:r>
+          </w:p>
+        </w:tc>
+        <w:tc>
+          <w:tcPr>
+            <w:tcW w:w="850" w:type="dxa"/>
+          </w:tcPr>
+          <w:p>
+            <w:pPr>
+              <w:spacing w:before="0" w:after="0"/>
+            </w:pPr>
+            <w:r>
+              <w:rPr>
+                <w:sz w:val="16"/>
+                <w:szCs w:val="16"/>
+              </w:rPr>
+              <w:t>5.443</w:t>
+            </w:r>
+          </w:p>
+        </w:tc>
+      </w:tr>
+      <w:tr>
+        <w:tc>
+          <w:tcPr>
+            <w:tcW w:w="560" w:type="dxa"/>
+          </w:tcPr>
+          <w:p>
+            <w:pPr>
+              <w:spacing w:before="0" w:after="0"/>
+            </w:pPr>
+            <w:r>
+              <w:rPr>
+                <w:sz w:val="16"/>
+                <w:szCs w:val="16"/>
+              </w:rPr>
+              <w:t>275301</w:t>
+            </w:r>
+          </w:p>
+        </w:tc>
+        <w:tc>
+          <w:tcPr>
+            <w:tcW w:w="2900" w:type="dxa"/>
+          </w:tcPr>
+          <w:p>
+            <w:pPr>
+              <w:spacing w:before="0" w:after="0"/>
+            </w:pPr>
+            <w:r>
+              <w:rPr>
+                <w:sz w:val="16"/>
+                <w:szCs w:val="16"/>
+              </w:rPr>
+              <w:t>Guarulhos - Sao Paulo Airport Marriott Heliport</w:t>
+            </w:r>
+          </w:p>
+        </w:tc>
+        <w:tc>
+          <w:tcPr>
+            <w:tcW w:w="900" w:type="dxa"/>
+          </w:tcPr>
+          <w:p>
+            <w:pPr>
+              <w:spacing w:before="0" w:after="0"/>
+            </w:pPr>
+            <w:r>
+              <w:rPr>
+                <w:sz w:val="16"/>
+                <w:szCs w:val="16"/>
+              </w:rPr>
+              <w:t>-23.4557</w:t>
+            </w:r>
+          </w:p>
+        </w:tc>
+        <w:tc>
+          <w:tcPr>
+            <w:tcW w:w="950" w:type="dxa"/>
+          </w:tcPr>
+          <w:p>
+            <w:pPr>
+              <w:spacing w:before="0" w:after="0"/>
+            </w:pPr>
+            <w:r>
+              <w:rPr>
+                <w:sz w:val="16"/>
+                <w:szCs w:val="16"/>
+              </w:rPr>
+              <w:t>-46.4918</w:t>
+            </w:r>
+          </w:p>
+        </w:tc>
+        <w:tc>
+          <w:tcPr>
+            <w:tcW w:w="1400" w:type="dxa"/>
+          </w:tcPr>
+          <w:p>
+            <w:pPr>
+              <w:spacing w:before="0" w:after="0"/>
+            </w:pPr>
+            <w:r>
+              <w:rPr>
+                <w:sz w:val="16"/>
+                <w:szCs w:val="16"/>
+              </w:rPr>
+              <w:t>Vila Jacui</w:t>
+            </w:r>
+          </w:p>
+        </w:tc>
+        <w:tc>
+          <w:tcPr>
+            <w:tcW w:w="800" w:type="dxa"/>
+          </w:tcPr>
+          <w:p>
+            <w:pPr>
+              <w:spacing w:before="0" w:after="0"/>
+            </w:pPr>
+            <w:r>
+              <w:rPr>
+                <w:sz w:val="16"/>
+                <w:szCs w:val="16"/>
+              </w:rPr>
+              <w:t>134189</w:t>
+            </w:r>
+          </w:p>
+        </w:tc>
+        <w:tc>
+          <w:tcPr>
+            <w:tcW w:w="850" w:type="dxa"/>
+          </w:tcPr>
+          <w:p>
+            <w:pPr>
+              <w:spacing w:before="0" w:after="0"/>
+            </w:pPr>
+            <w:r>
+              <w:rPr>
+                <w:sz w:val="16"/>
+                <w:szCs w:val="16"/>
+              </w:rPr>
+              <w:t>6.065</w:t>
+            </w:r>
+          </w:p>
+        </w:tc>
+      </w:tr>
+      <w:tr>
+        <w:tc>
+          <w:tcPr>
+            <w:tcW w:w="560" w:type="dxa"/>
+          </w:tcPr>
+          <w:p>
+            <w:pPr>
+              <w:spacing w:before="0" w:after="0"/>
+            </w:pPr>
+            <w:r>
+              <w:rPr>
+                <w:sz w:val="16"/>
+                <w:szCs w:val="16"/>
+              </w:rPr>
+              <w:t>275301</w:t>
+            </w:r>
+          </w:p>
+        </w:tc>
+        <w:tc>
+          <w:tcPr>
+            <w:tcW w:w="2900" w:type="dxa"/>
+          </w:tcPr>
+          <w:p>
+            <w:pPr>
+              <w:spacing w:before="0" w:after="0"/>
+            </w:pPr>
+            <w:r>
+              <w:rPr>
+                <w:sz w:val="16"/>
+                <w:szCs w:val="16"/>
+              </w:rPr>
+              <w:t>Guarulhos - Sao Paulo Airport Marriott Heliport</w:t>
+            </w:r>
+          </w:p>
+        </w:tc>
+        <w:tc>
+          <w:tcPr>
+            <w:tcW w:w="900" w:type="dxa"/>
+          </w:tcPr>
+          <w:p>
+            <w:pPr>
+              <w:spacing w:before="0" w:after="0"/>
+            </w:pPr>
+            <w:r>
+              <w:rPr>
+                <w:sz w:val="16"/>
+                <w:szCs w:val="16"/>
+              </w:rPr>
+              <w:t>-23.4557</w:t>
+            </w:r>
+          </w:p>
+        </w:tc>
+        <w:tc>
+          <w:tcPr>
+            <w:tcW w:w="950" w:type="dxa"/>
+          </w:tcPr>
+          <w:p>
+            <w:pPr>
+              <w:spacing w:before="0" w:after="0"/>
+            </w:pPr>
+            <w:r>
+              <w:rPr>
+                <w:sz w:val="16"/>
+                <w:szCs w:val="16"/>
+              </w:rPr>
+              <w:t>-46.4918</w:t>
+            </w:r>
+          </w:p>
+        </w:tc>
+        <w:tc>
+          <w:tcPr>
+            <w:tcW w:w="1400" w:type="dxa"/>
+          </w:tcPr>
+          <w:p>
+            <w:pPr>
+              <w:spacing w:before="0" w:after="0"/>
+            </w:pPr>
+            <w:r>
+              <w:rPr>
+                <w:sz w:val="16"/>
+                <w:szCs w:val="16"/>
+              </w:rPr>
+              <w:t>Jardim Helena</w:t>
+            </w:r>
+          </w:p>
+        </w:tc>
+        <w:tc>
+          <w:tcPr>
+            <w:tcW w:w="800" w:type="dxa"/>
+          </w:tcPr>
+          <w:p>
+            <w:pPr>
+              <w:spacing w:before="0" w:after="0"/>
+            </w:pPr>
+            <w:r>
+              <w:rPr>
+                <w:sz w:val="16"/>
+                <w:szCs w:val="16"/>
+              </w:rPr>
+              <w:t>129409</w:t>
+            </w:r>
+          </w:p>
+        </w:tc>
+        <w:tc>
+          <w:tcPr>
+            <w:tcW w:w="850" w:type="dxa"/>
+          </w:tcPr>
+          <w:p>
+            <w:pPr>
+              <w:spacing w:before="0" w:after="0"/>
+            </w:pPr>
+            <w:r>
+              <w:rPr>
+                <w:sz w:val="16"/>
+                <w:szCs w:val="16"/>
+              </w:rPr>
+              <w:t>8.619</w:t>
+            </w:r>
+          </w:p>
+        </w:tc>
+      </w:tr>
+      <w:tr>
+        <w:tc>
+          <w:tcPr>
+            <w:tcW w:w="560" w:type="dxa"/>
+          </w:tcPr>
+          <w:p>
+            <w:pPr>
+              <w:spacing w:before="0" w:after="0"/>
+            </w:pPr>
+            <w:r>
+              <w:rPr>
+                <w:sz w:val="16"/>
+                <w:szCs w:val="16"/>
+              </w:rPr>
+              <w:t>275301</w:t>
+            </w:r>
+          </w:p>
+        </w:tc>
+        <w:tc>
+          <w:tcPr>
+            <w:tcW w:w="2900" w:type="dxa"/>
+          </w:tcPr>
+          <w:p>
+            <w:pPr>
+              <w:spacing w:before="0" w:after="0"/>
+            </w:pPr>
+            <w:r>
+              <w:rPr>
+                <w:sz w:val="16"/>
+                <w:szCs w:val="16"/>
+              </w:rPr>
+              <w:t>Guarulhos - Sao Paulo Airport Marriott Heliport</w:t>
+            </w:r>
+          </w:p>
+        </w:tc>
+        <w:tc>
+          <w:tcPr>
+            <w:tcW w:w="900" w:type="dxa"/>
+          </w:tcPr>
+          <w:p>
+            <w:pPr>
+              <w:spacing w:before="0" w:after="0"/>
+            </w:pPr>
+            <w:r>
+              <w:rPr>
+                <w:sz w:val="16"/>
+                <w:szCs w:val="16"/>
+              </w:rPr>
+              <w:t>-23.4557</w:t>
+            </w:r>
+          </w:p>
+        </w:tc>
+        <w:tc>
+          <w:tcPr>
+            <w:tcW w:w="950" w:type="dxa"/>
+          </w:tcPr>
+          <w:p>
+            <w:pPr>
+              <w:spacing w:before="0" w:after="0"/>
+            </w:pPr>
+            <w:r>
+              <w:rPr>
+                <w:sz w:val="16"/>
+                <w:szCs w:val="16"/>
+              </w:rPr>
+              <w:t>-46.4918</w:t>
+            </w:r>
+          </w:p>
+        </w:tc>
+        <w:tc>
+          <w:tcPr>
+            <w:tcW w:w="1400" w:type="dxa"/>
+          </w:tcPr>
+          <w:p>
+            <w:pPr>
+              <w:spacing w:before="0" w:after="0"/>
+            </w:pPr>
+            <w:r>
+              <w:rPr>
+                <w:sz w:val="16"/>
+                <w:szCs w:val="16"/>
+              </w:rPr>
+              <w:t>Artur Alvim</w:t>
+            </w:r>
+          </w:p>
+        </w:tc>
+        <w:tc>
+          <w:tcPr>
+            <w:tcW w:w="800" w:type="dxa"/>
+          </w:tcPr>
+          <w:p>
+            <w:pPr>
+              <w:spacing w:before="0" w:after="0"/>
+            </w:pPr>
+            <w:r>
+              <w:rPr>
+                <w:sz w:val="16"/>
+                <w:szCs w:val="16"/>
+              </w:rPr>
+              <w:t>104864</w:t>
+            </w:r>
+          </w:p>
+        </w:tc>
+        <w:tc>
+          <w:tcPr>
+            <w:tcW w:w="850" w:type="dxa"/>
+          </w:tcPr>
+          <w:p>
+            <w:pPr>
+              <w:spacing w:before="0" w:after="0"/>
+            </w:pPr>
+            <w:r>
+              <w:rPr>
+                <w:sz w:val="16"/>
+                <w:szCs w:val="16"/>
+              </w:rPr>
+              <w:t>9.418</w:t>
+            </w:r>
+          </w:p>
+        </w:tc>
+      </w:tr>
+      <w:tr>
+        <w:tc>
+          <w:tcPr>
+            <w:tcW w:w="560" w:type="dxa"/>
+          </w:tcPr>
+          <w:p>
+            <w:pPr>
+              <w:spacing w:before="0" w:after="0"/>
+            </w:pPr>
+            <w:r>
+              <w:rPr>
+                <w:sz w:val="16"/>
+                <w:szCs w:val="16"/>
+              </w:rPr>
+              <w:t>275301</w:t>
+            </w:r>
+          </w:p>
+        </w:tc>
+        <w:tc>
+          <w:tcPr>
+            <w:tcW w:w="2900" w:type="dxa"/>
+          </w:tcPr>
+          <w:p>
+            <w:pPr>
+              <w:spacing w:before="0" w:after="0"/>
+            </w:pPr>
+            <w:r>
+              <w:rPr>
+                <w:sz w:val="16"/>
+                <w:szCs w:val="16"/>
+              </w:rPr>
+              <w:t>Guarulhos - Sao Paulo Airport Marriott Heliport</w:t>
+            </w:r>
+          </w:p>
+        </w:tc>
+        <w:tc>
+          <w:tcPr>
+            <w:tcW w:w="900" w:type="dxa"/>
+          </w:tcPr>
+          <w:p>
+            <w:pPr>
+              <w:spacing w:before="0" w:after="0"/>
+            </w:pPr>
+            <w:r>
+              <w:rPr>
+                <w:sz w:val="16"/>
+                <w:szCs w:val="16"/>
+              </w:rPr>
+              <w:t>-23.4557</w:t>
+            </w:r>
+          </w:p>
+        </w:tc>
+        <w:tc>
+          <w:tcPr>
+            <w:tcW w:w="950" w:type="dxa"/>
+          </w:tcPr>
+          <w:p>
+            <w:pPr>
+              <w:spacing w:before="0" w:after="0"/>
+            </w:pPr>
+            <w:r>
+              <w:rPr>
+                <w:sz w:val="16"/>
+                <w:szCs w:val="16"/>
+              </w:rPr>
+              <w:t>-46.4918</w:t>
+            </w:r>
+          </w:p>
+        </w:tc>
+        <w:tc>
+          <w:tcPr>
+            <w:tcW w:w="1400" w:type="dxa"/>
+          </w:tcPr>
+          <w:p>
+            <w:pPr>
+              <w:spacing w:before="0" w:after="0"/>
+            </w:pPr>
+            <w:r>
+              <w:rPr>
+                <w:sz w:val="16"/>
+                <w:szCs w:val="16"/>
+              </w:rPr>
+              <w:t>Vila Medeiros</w:t>
+            </w:r>
+          </w:p>
+        </w:tc>
+        <w:tc>
+          <w:tcPr>
+            <w:tcW w:w="800" w:type="dxa"/>
+          </w:tcPr>
+          <w:p>
+            <w:pPr>
+              <w:spacing w:before="0" w:after="0"/>
+            </w:pPr>
+            <w:r>
+              <w:rPr>
+                <w:sz w:val="16"/>
+                <w:szCs w:val="16"/>
+              </w:rPr>
+              <w:t>114839</w:t>
+            </w:r>
+          </w:p>
+        </w:tc>
+        <w:tc>
+          <w:tcPr>
+            <w:tcW w:w="850" w:type="dxa"/>
+          </w:tcPr>
+          <w:p>
+            <w:pPr>
+              <w:spacing w:before="0" w:after="0"/>
+            </w:pPr>
+            <w:r>
+              <w:rPr>
+                <w:sz w:val="16"/>
+                <w:szCs w:val="16"/>
+              </w:rPr>
+              <w:t>9.502</w:t>
+            </w:r>
+          </w:p>
+        </w:tc>
+      </w:tr>
+      <w:tr>
+        <w:tc>
+          <w:tcPr>
+            <w:tcW w:w="560" w:type="dxa"/>
+          </w:tcPr>
+          <w:p>
+            <w:pPr>
+              <w:spacing w:before="0" w:after="0"/>
+            </w:pPr>
+            <w:r>
+              <w:rPr>
+                <w:sz w:val="16"/>
+                <w:szCs w:val="16"/>
+              </w:rPr>
+              <w:t>275301</w:t>
+            </w:r>
+          </w:p>
+        </w:tc>
+        <w:tc>
+          <w:tcPr>
+            <w:tcW w:w="2900" w:type="dxa"/>
+          </w:tcPr>
+          <w:p>
+            <w:pPr>
+              <w:spacing w:before="0" w:after="0"/>
+            </w:pPr>
+            <w:r>
+              <w:rPr>
+                <w:sz w:val="16"/>
+                <w:szCs w:val="16"/>
+              </w:rPr>
+              <w:t>Guarulhos - Sao Paulo Airport Marriott Heliport</w:t>
+            </w:r>
+          </w:p>
+        </w:tc>
+        <w:tc>
+          <w:tcPr>
+            <w:tcW w:w="900" w:type="dxa"/>
+          </w:tcPr>
+          <w:p>
+            <w:pPr>
+              <w:spacing w:before="0" w:after="0"/>
+            </w:pPr>
+            <w:r>
+              <w:rPr>
+                <w:sz w:val="16"/>
+                <w:szCs w:val="16"/>
+              </w:rPr>
+              <w:t>-23.4557</w:t>
+            </w:r>
+          </w:p>
+        </w:tc>
+        <w:tc>
+          <w:tcPr>
+            <w:tcW w:w="950" w:type="dxa"/>
+          </w:tcPr>
+          <w:p>
+            <w:pPr>
+              <w:spacing w:before="0" w:after="0"/>
+            </w:pPr>
+            <w:r>
+              <w:rPr>
+                <w:sz w:val="16"/>
+                <w:szCs w:val="16"/>
+              </w:rPr>
+              <w:t>-46.4918</w:t>
+            </w:r>
+          </w:p>
+        </w:tc>
+        <w:tc>
+          <w:tcPr>
+            <w:tcW w:w="1400" w:type="dxa"/>
+          </w:tcPr>
+          <w:p>
+            <w:pPr>
+              <w:spacing w:before="0" w:after="0"/>
+            </w:pPr>
+            <w:r>
+              <w:rPr>
+                <w:sz w:val="16"/>
+                <w:szCs w:val="16"/>
+              </w:rPr>
+              <w:t>Vila Matilde</w:t>
+            </w:r>
+          </w:p>
+        </w:tc>
+        <w:tc>
+          <w:tcPr>
+            <w:tcW w:w="800" w:type="dxa"/>
+          </w:tcPr>
+          <w:p>
+            <w:pPr>
+              <w:spacing w:before="0" w:after="0"/>
+            </w:pPr>
+            <w:r>
+              <w:rPr>
+                <w:sz w:val="16"/>
+                <w:szCs w:val="16"/>
+              </w:rPr>
+              <w:t>103558</w:t>
+            </w:r>
+          </w:p>
+        </w:tc>
+        <w:tc>
+          <w:tcPr>
+            <w:tcW w:w="850" w:type="dxa"/>
+          </w:tcPr>
+          <w:p>
+            <w:pPr>
+              <w:spacing w:before="0" w:after="0"/>
+            </w:pPr>
+            <w:r>
+              <w:rPr>
+                <w:sz w:val="16"/>
+                <w:szCs w:val="16"/>
+              </w:rPr>
+              <w:t>9.683</w:t>
+            </w:r>
+          </w:p>
+        </w:tc>
+      </w:tr>
+      <w:tr>
+        <w:tc>
+          <w:tcPr>
+            <w:tcW w:w="560" w:type="dxa"/>
+          </w:tcPr>
+          <w:p>
+            <w:pPr>
+              <w:spacing w:before="0" w:after="0"/>
+            </w:pPr>
+            <w:r>
+              <w:rPr>
+                <w:sz w:val="16"/>
+                <w:szCs w:val="16"/>
+              </w:rPr>
+              <w:t>275301</w:t>
+            </w:r>
+          </w:p>
+        </w:tc>
+        <w:tc>
+          <w:tcPr>
+            <w:tcW w:w="2900" w:type="dxa"/>
+          </w:tcPr>
+          <w:p>
+            <w:pPr>
+              <w:spacing w:before="0" w:after="0"/>
+            </w:pPr>
+            <w:r>
+              <w:rPr>
+                <w:sz w:val="16"/>
+                <w:szCs w:val="16"/>
+              </w:rPr>
+              <w:t>Guarulhos - Sao Paulo Airport Marriott Heliport</w:t>
+            </w:r>
+          </w:p>
+        </w:tc>
+        <w:tc>
+          <w:tcPr>
+            <w:tcW w:w="900" w:type="dxa"/>
+          </w:tcPr>
+          <w:p>
+            <w:pPr>
+              <w:spacing w:before="0" w:after="0"/>
+            </w:pPr>
+            <w:r>
+              <w:rPr>
+                <w:sz w:val="16"/>
+                <w:szCs w:val="16"/>
+              </w:rPr>
+              <w:t>-23.4557</w:t>
+            </w:r>
+          </w:p>
+        </w:tc>
+        <w:tc>
+          <w:tcPr>
+            <w:tcW w:w="950" w:type="dxa"/>
+          </w:tcPr>
+          <w:p>
+            <w:pPr>
+              <w:spacing w:before="0" w:after="0"/>
+            </w:pPr>
+            <w:r>
+              <w:rPr>
+                <w:sz w:val="16"/>
+                <w:szCs w:val="16"/>
+              </w:rPr>
+              <w:t>-46.4918</w:t>
+            </w:r>
+          </w:p>
+        </w:tc>
+        <w:tc>
+          <w:tcPr>
+            <w:tcW w:w="1400" w:type="dxa"/>
+          </w:tcPr>
+          <w:p>
+            <w:pPr>
+              <w:spacing w:before="0" w:after="0"/>
+            </w:pPr>
+            <w:r>
+              <w:rPr>
+                <w:sz w:val="16"/>
+                <w:szCs w:val="16"/>
+              </w:rPr>
+              <w:t>Itaquera</w:t>
+            </w:r>
+          </w:p>
+        </w:tc>
+        <w:tc>
+          <w:tcPr>
+            <w:tcW w:w="800" w:type="dxa"/>
+          </w:tcPr>
+          <w:p>
+            <w:pPr>
+              <w:spacing w:before="0" w:after="0"/>
+            </w:pPr>
+            <w:r>
+              <w:rPr>
+                <w:sz w:val="16"/>
+                <w:szCs w:val="16"/>
+              </w:rPr>
+              <w:t>210960</w:t>
+            </w:r>
+          </w:p>
+        </w:tc>
+        <w:tc>
+          <w:tcPr>
+            <w:tcW w:w="850" w:type="dxa"/>
+          </w:tcPr>
+          <w:p>
+            <w:pPr>
+              <w:spacing w:before="0" w:after="0"/>
+            </w:pPr>
+            <w:r>
+              <w:rPr>
+                <w:sz w:val="16"/>
+                <w:szCs w:val="16"/>
+              </w:rPr>
+              <w:t>9.779</w:t>
+            </w:r>
+          </w:p>
+        </w:tc>
+      </w:tr>
+      <w:tr>
+        <w:tc>
+          <w:tcPr>
+            <w:tcW w:w="560" w:type="dxa"/>
+          </w:tcPr>
+          <w:p>
+            <w:pPr>
+              <w:spacing w:before="0" w:after="0"/>
+            </w:pPr>
+            <w:r>
+              <w:rPr>
+                <w:sz w:val="16"/>
+                <w:szCs w:val="16"/>
+              </w:rPr>
+              <w:t>275301</w:t>
+            </w:r>
+          </w:p>
+        </w:tc>
+        <w:tc>
+          <w:tcPr>
+            <w:tcW w:w="2900" w:type="dxa"/>
+          </w:tcPr>
+          <w:p>
+            <w:pPr>
+              <w:spacing w:before="0" w:after="0"/>
+            </w:pPr>
+            <w:r>
+              <w:rPr>
+                <w:sz w:val="16"/>
+                <w:szCs w:val="16"/>
+              </w:rPr>
+              <w:t>Guarulhos - Sao Paulo Airport Marriott Heliport</w:t>
+            </w:r>
+          </w:p>
+        </w:tc>
+        <w:tc>
+          <w:tcPr>
+            <w:tcW w:w="900" w:type="dxa"/>
+          </w:tcPr>
+          <w:p>
+            <w:pPr>
+              <w:spacing w:before="0" w:after="0"/>
+            </w:pPr>
+            <w:r>
+              <w:rPr>
+                <w:sz w:val="16"/>
+                <w:szCs w:val="16"/>
+              </w:rPr>
+              <w:t>-23.4557</w:t>
+            </w:r>
+          </w:p>
+        </w:tc>
+        <w:tc>
+          <w:tcPr>
+            <w:tcW w:w="950" w:type="dxa"/>
+          </w:tcPr>
+          <w:p>
+            <w:pPr>
+              <w:spacing w:before="0" w:after="0"/>
+            </w:pPr>
+            <w:r>
+              <w:rPr>
+                <w:sz w:val="16"/>
+                <w:szCs w:val="16"/>
+              </w:rPr>
+              <w:t>-46.4918</w:t>
+            </w:r>
+          </w:p>
+        </w:tc>
+        <w:tc>
+          <w:tcPr>
+            <w:tcW w:w="1400" w:type="dxa"/>
+          </w:tcPr>
+          <w:p>
+            <w:pPr>
+              <w:spacing w:before="0" w:after="0"/>
+            </w:pPr>
+            <w:r>
+              <w:rPr>
+                <w:sz w:val="16"/>
+                <w:szCs w:val="16"/>
+              </w:rPr>
+              <w:t>Vila Curuca</w:t>
+            </w:r>
+          </w:p>
+        </w:tc>
+        <w:tc>
+          <w:tcPr>
+            <w:tcW w:w="800" w:type="dxa"/>
+          </w:tcPr>
+          <w:p>
+            <w:pPr>
+              <w:spacing w:before="0" w:after="0"/>
+            </w:pPr>
+            <w:r>
+              <w:rPr>
+                <w:sz w:val="16"/>
+                <w:szCs w:val="16"/>
+              </w:rPr>
+              <w:t>140673</w:t>
+            </w:r>
+          </w:p>
+        </w:tc>
+        <w:tc>
+          <w:tcPr>
+            <w:tcW w:w="850" w:type="dxa"/>
+          </w:tcPr>
+          <w:p>
+            <w:pPr>
+              <w:spacing w:before="0" w:after="0"/>
+            </w:pPr>
+            <w:r>
+              <w:rPr>
+                <w:sz w:val="16"/>
+                <w:szCs w:val="16"/>
+              </w:rPr>
+              <w:t>9.846</w:t>
+            </w:r>
+          </w:p>
+        </w:tc>
+      </w:tr>
+    </w:tbl>
     <w:p>
       <w:pPr>
         <w:pStyle w:val="Heading1"/>
@@ -4103,6 +7646,177 @@
         <w:t>Resultado real: 1 aeroporto corrigido — id 275301 ("Guarulhos - Sao Paulo Airport Marriott Heliport") recebeu city_id = 3461786 (Guarulhos). Após o UPDATE, Problemas_aeroportos retorna 0 linhas.</w:t>
       </w:r>
     </w:p>
+    <w:tbl>
+      <w:tblPr>
+        <w:tblStyle w:val="TableGrid"/>
+        <w:tblW w:w="0" w:type="auto"/>
+        <w:tblBorders>
+          <w:top w:val="single" w:sz="4" w:space="0" w:color="000000"/>
+          <w:left w:val="single" w:sz="4" w:space="0" w:color="000000"/>
+          <w:bottom w:val="single" w:sz="4" w:space="0" w:color="000000"/>
+          <w:right w:val="single" w:sz="4" w:space="0" w:color="000000"/>
+          <w:insideH w:val="single" w:sz="4" w:space="0" w:color="000000"/>
+          <w:insideV w:val="single" w:sz="4" w:space="0" w:color="000000"/>
+        </w:tblBorders>
+      </w:tblPr>
+      <w:tblGrid>
+        <w:gridCol w:w="600"/>
+        <w:gridCol w:w="4200"/>
+        <w:gridCol w:w="900"/>
+        <w:gridCol w:w="1660"/>
+      </w:tblGrid>
+      <w:tr>
+        <w:trPr>
+          <w:tblHeader/>
+        </w:trPr>
+        <w:tc>
+          <w:tcPr>
+            <w:tcW w:w="600" w:type="dxa"/>
+          </w:tcPr>
+          <w:p>
+            <w:pPr>
+              <w:spacing w:before="0" w:after="0"/>
+            </w:pPr>
+            <w:r>
+              <w:rPr>
+                <w:sz w:val="14"/>
+                <w:szCs w:val="14"/>
+                <w:b/>
+                <w:bCs/>
+              </w:rPr>
+              <w:t>id</w:t>
+            </w:r>
+          </w:p>
+        </w:tc>
+        <w:tc>
+          <w:tcPr>
+            <w:tcW w:w="4200" w:type="dxa"/>
+          </w:tcPr>
+          <w:p>
+            <w:pPr>
+              <w:spacing w:before="0" w:after="0"/>
+            </w:pPr>
+            <w:r>
+              <w:rPr>
+                <w:sz w:val="14"/>
+                <w:szCs w:val="14"/>
+                <w:b/>
+                <w:bCs/>
+              </w:rPr>
+              <w:t>name</w:t>
+            </w:r>
+          </w:p>
+        </w:tc>
+        <w:tc>
+          <w:tcPr>
+            <w:tcW w:w="900" w:type="dxa"/>
+          </w:tcPr>
+          <w:p>
+            <w:pPr>
+              <w:spacing w:before="0" w:after="0"/>
+            </w:pPr>
+            <w:r>
+              <w:rPr>
+                <w:sz w:val="14"/>
+                <w:szCs w:val="14"/>
+                <w:b/>
+                <w:bCs/>
+              </w:rPr>
+              <w:t>city_id</w:t>
+            </w:r>
+          </w:p>
+        </w:tc>
+        <w:tc>
+          <w:tcPr>
+            <w:tcW w:w="1660" w:type="dxa"/>
+          </w:tcPr>
+          <w:p>
+            <w:pPr>
+              <w:spacing w:before="0" w:after="0"/>
+            </w:pPr>
+            <w:r>
+              <w:rPr>
+                <w:sz w:val="14"/>
+                <w:szCs w:val="14"/>
+                <w:b/>
+                <w:bCs/>
+              </w:rPr>
+              <w:t>cidade_vinculada</w:t>
+            </w:r>
+          </w:p>
+        </w:tc>
+      </w:tr>
+      <w:tr>
+        <w:tc>
+          <w:tcPr>
+            <w:tcW w:w="600" w:type="dxa"/>
+          </w:tcPr>
+          <w:p>
+            <w:pPr>
+              <w:spacing w:before="0" w:after="0"/>
+            </w:pPr>
+            <w:r>
+              <w:rPr>
+                <w:sz w:val="16"/>
+                <w:szCs w:val="16"/>
+              </w:rPr>
+              <w:t>275301</w:t>
+            </w:r>
+          </w:p>
+        </w:tc>
+        <w:tc>
+          <w:tcPr>
+            <w:tcW w:w="4200" w:type="dxa"/>
+          </w:tcPr>
+          <w:p>
+            <w:pPr>
+              <w:spacing w:before="0" w:after="0"/>
+            </w:pPr>
+            <w:r>
+              <w:rPr>
+                <w:sz w:val="16"/>
+                <w:szCs w:val="16"/>
+              </w:rPr>
+              <w:t>Guarulhos - Sao Paulo Airport Marriott Heliport</w:t>
+            </w:r>
+          </w:p>
+        </w:tc>
+        <w:tc>
+          <w:tcPr>
+            <w:tcW w:w="900" w:type="dxa"/>
+          </w:tcPr>
+          <w:p>
+            <w:pPr>
+              <w:spacing w:before="0" w:after="0"/>
+            </w:pPr>
+            <w:r>
+              <w:rPr>
+                <w:sz w:val="16"/>
+                <w:szCs w:val="16"/>
+              </w:rPr>
+              <w:t>3461786</w:t>
+            </w:r>
+          </w:p>
+        </w:tc>
+        <w:tc>
+          <w:tcPr>
+            <w:tcW w:w="1660" w:type="dxa"/>
+          </w:tcPr>
+          <w:p>
+            <w:pPr>
+              <w:spacing w:before="0" w:after="0"/>
+            </w:pPr>
+            <w:r>
+              <w:rPr>
+                <w:sz w:val="16"/>
+                <w:szCs w:val="16"/>
+              </w:rPr>
+              <w:t>Guarulhos</w:t>
+            </w:r>
+          </w:p>
+        </w:tc>
+      </w:tr>
+    </w:tbl>
     <w:p>
       <w:pPr>
         <w:pStyle w:val="Heading1"/>
